--- a/2026 files/SOPS/GENERAL/QA/QA GENERAL/2025 REVIEWED QA SOPS/BML.QDG.QA.045- SOP for Calibration of Bucket Autoclave/BML.QDG.QA.045- SOP for Calibration of Bucket Autoclave.docx
+++ b/2026 files/SOPS/GENERAL/QA/QA GENERAL/2025 REVIEWED QA SOPS/BML.QDG.QA.045- SOP for Calibration of Bucket Autoclave/BML.QDG.QA.045- SOP for Calibration of Bucket Autoclave.docx
@@ -1,6 +1,6 @@
 
 <file path=word/document.xml><?xml version="1.0" encoding="utf-8"?>
-<w:document xmlns:wpc="http://schemas.microsoft.com/office/word/2010/wordprocessingCanvas" xmlns:mc="http://schemas.openxmlformats.org/markup-compatibility/2006" xmlns:o="urn:schemas-microsoft-com:office:office" xmlns:r="http://schemas.openxmlformats.org/officeDocument/2006/relationships" xmlns:m="http://schemas.openxmlformats.org/officeDocument/2006/math" xmlns:v="urn:schemas-microsoft-com:vml" xmlns:wp14="http://schemas.microsoft.com/office/word/2010/wordprocessingDrawing" xmlns:wp="http://schemas.openxmlformats.org/drawingml/2006/wordprocessingDrawing" xmlns:w10="urn:schemas-microsoft-com:office:word" xmlns:w="http://schemas.openxmlformats.org/wordprocessingml/2006/main" xmlns:w14="http://schemas.microsoft.com/office/word/2010/wordml" xmlns:wpg="http://schemas.microsoft.com/office/word/2010/wordprocessingGroup" xmlns:wpi="http://schemas.microsoft.com/office/word/2010/wordprocessingInk" xmlns:wne="http://schemas.microsoft.com/office/word/2006/wordml" xmlns:wps="http://schemas.microsoft.com/office/word/2010/wordprocessingShape" mc:Ignorable="w14 wp14">
+<w:document xmlns:wpc="http://schemas.microsoft.com/office/word/2010/wordprocessingCanvas" xmlns:cx="http://schemas.microsoft.com/office/drawing/2014/chartex" xmlns:cx1="http://schemas.microsoft.com/office/drawing/2015/9/8/chartex" xmlns:cx2="http://schemas.microsoft.com/office/drawing/2015/10/21/chartex" xmlns:cx3="http://schemas.microsoft.com/office/drawing/2016/5/9/chartex" xmlns:cx4="http://schemas.microsoft.com/office/drawing/2016/5/10/chartex" xmlns:cx5="http://schemas.microsoft.com/office/drawing/2016/5/11/chartex" xmlns:cx6="http://schemas.microsoft.com/office/drawing/2016/5/12/chartex" xmlns:cx7="http://schemas.microsoft.com/office/drawing/2016/5/13/chartex" xmlns:cx8="http://schemas.microsoft.com/office/drawing/2016/5/14/chartex" xmlns:mc="http://schemas.openxmlformats.org/markup-compatibility/2006" xmlns:aink="http://schemas.microsoft.com/office/drawing/2016/ink" xmlns:am3d="http://schemas.microsoft.com/office/drawing/2017/model3d" xmlns:o="urn:schemas-microsoft-com:office:office" xmlns:oel="http://schemas.microsoft.com/office/2019/extlst" xmlns:r="http://schemas.openxmlformats.org/officeDocument/2006/relationships" xmlns:m="http://schemas.openxmlformats.org/officeDocument/2006/math" xmlns:v="urn:schemas-microsoft-com:vml" xmlns:wp14="http://schemas.microsoft.com/office/word/2010/wordprocessingDrawing" xmlns:wp="http://schemas.openxmlformats.org/drawingml/2006/wordprocessingDrawing" xmlns:w10="urn:schemas-microsoft-com:office:word" xmlns:w="http://schemas.openxmlformats.org/wordprocessingml/2006/main" xmlns:w14="http://schemas.microsoft.com/office/word/2010/wordml" xmlns:w15="http://schemas.microsoft.com/office/word/2012/wordml" xmlns:w16cex="http://schemas.microsoft.com/office/word/2018/wordml/cex" xmlns:w16cid="http://schemas.microsoft.com/office/word/2016/wordml/cid" xmlns:w16="http://schemas.microsoft.com/office/word/2018/wordml" xmlns:w16sdtdh="http://schemas.microsoft.com/office/word/2020/wordml/sdtdatahash" xmlns:w16se="http://schemas.microsoft.com/office/word/2015/wordml/symex" xmlns:wpg="http://schemas.microsoft.com/office/word/2010/wordprocessingGroup" xmlns:wpi="http://schemas.microsoft.com/office/word/2010/wordprocessingInk" xmlns:wne="http://schemas.microsoft.com/office/word/2006/wordml" xmlns:wps="http://schemas.microsoft.com/office/word/2010/wordprocessingShape" mc:Ignorable="w14 w15 w16se w16cid w16 w16cex w16sdtdh wp14">
   <w:body>
     <w:p>
       <w:pPr>
@@ -9,7 +9,7 @@
           <w:ilvl w:val="0"/>
           <w:numId w:val="1"/>
         </w:numPr>
-        <w:spacing w:after="160" w:line="276" w:lineRule="auto"/>
+        <w:spacing w:after="160"/>
         <w:jc w:val="both"/>
         <w:rPr>
           <w:rFonts w:asciiTheme="minorHAnsi" w:hAnsiTheme="minorHAnsi" w:cstheme="minorHAnsi"/>
@@ -83,7 +83,6 @@
           <w:ilvl w:val="0"/>
           <w:numId w:val="1"/>
         </w:numPr>
-        <w:spacing w:line="276" w:lineRule="auto"/>
         <w:jc w:val="both"/>
         <w:rPr>
           <w:rFonts w:asciiTheme="minorHAnsi" w:hAnsiTheme="minorHAnsi" w:cstheme="minorHAnsi"/>
@@ -109,7 +108,7 @@
           <w:tab w:val="left" w:pos="720"/>
           <w:tab w:val="left" w:pos="2880"/>
         </w:tabs>
-        <w:spacing w:after="200" w:line="276" w:lineRule="auto"/>
+        <w:spacing w:after="200"/>
         <w:ind w:left="420"/>
         <w:jc w:val="both"/>
         <w:rPr>
@@ -142,7 +141,7 @@
           <w:tab w:val="left" w:pos="720"/>
           <w:tab w:val="left" w:pos="2880"/>
         </w:tabs>
-        <w:spacing w:after="200" w:line="276" w:lineRule="auto"/>
+        <w:spacing w:after="200"/>
         <w:ind w:left="420"/>
         <w:jc w:val="both"/>
         <w:rPr>
@@ -159,7 +158,7 @@
           <w:ilvl w:val="0"/>
           <w:numId w:val="1"/>
         </w:numPr>
-        <w:spacing w:after="160" w:line="276" w:lineRule="auto"/>
+        <w:spacing w:after="160"/>
         <w:jc w:val="both"/>
         <w:rPr>
           <w:rFonts w:asciiTheme="minorHAnsi" w:hAnsiTheme="minorHAnsi" w:cstheme="minorHAnsi"/>
@@ -188,7 +187,6 @@
         <w:tabs>
           <w:tab w:val="left" w:pos="180"/>
         </w:tabs>
-        <w:spacing w:line="360" w:lineRule="auto"/>
         <w:rPr>
           <w:rFonts w:asciiTheme="minorHAnsi" w:hAnsiTheme="minorHAnsi" w:cstheme="minorHAnsi"/>
           <w:sz w:val="22"/>
@@ -214,7 +212,6 @@
         <w:tabs>
           <w:tab w:val="left" w:pos="180"/>
         </w:tabs>
-        <w:spacing w:line="360" w:lineRule="auto"/>
         <w:rPr>
           <w:rFonts w:asciiTheme="minorHAnsi" w:hAnsiTheme="minorHAnsi" w:cstheme="minorHAnsi"/>
           <w:sz w:val="22"/>
@@ -240,7 +237,6 @@
         <w:tabs>
           <w:tab w:val="left" w:pos="180"/>
         </w:tabs>
-        <w:spacing w:line="360" w:lineRule="auto"/>
         <w:rPr>
           <w:rFonts w:asciiTheme="minorHAnsi" w:hAnsiTheme="minorHAnsi" w:cstheme="minorHAnsi"/>
           <w:sz w:val="22"/>
@@ -266,7 +262,6 @@
         <w:tabs>
           <w:tab w:val="left" w:pos="180"/>
         </w:tabs>
-        <w:spacing w:line="360" w:lineRule="auto"/>
         <w:rPr>
           <w:rFonts w:asciiTheme="minorHAnsi" w:hAnsiTheme="minorHAnsi" w:cstheme="minorHAnsi"/>
           <w:sz w:val="22"/>
@@ -281,19 +276,6 @@
         </w:rPr>
         <w:t>QAM: overall compliance</w:t>
       </w:r>
-    </w:p>
-    <w:p>
-      <w:pPr>
-        <w:spacing w:after="120"/>
-        <w:ind w:left="420"/>
-        <w:jc w:val="both"/>
-        <w:rPr>
-          <w:rFonts w:asciiTheme="minorHAnsi" w:hAnsiTheme="minorHAnsi" w:cstheme="minorHAnsi"/>
-          <w:b/>
-          <w:sz w:val="22"/>
-          <w:szCs w:val="22"/>
-        </w:rPr>
-      </w:pPr>
     </w:p>
     <w:p>
       <w:pPr>
@@ -302,7 +284,7 @@
           <w:ilvl w:val="0"/>
           <w:numId w:val="5"/>
         </w:numPr>
-        <w:spacing w:after="160" w:line="276" w:lineRule="auto"/>
+        <w:spacing w:after="160"/>
         <w:jc w:val="both"/>
         <w:rPr>
           <w:rFonts w:asciiTheme="minorHAnsi" w:hAnsiTheme="minorHAnsi" w:cstheme="minorHAnsi"/>
@@ -324,7 +306,6 @@
     <w:p>
       <w:pPr>
         <w:pStyle w:val="ListParagraph"/>
-        <w:spacing w:line="276" w:lineRule="auto"/>
         <w:ind w:left="360"/>
         <w:jc w:val="both"/>
         <w:rPr>
@@ -347,7 +328,6 @@
     <w:p>
       <w:pPr>
         <w:pStyle w:val="ListParagraph"/>
-        <w:spacing w:line="276" w:lineRule="auto"/>
         <w:ind w:left="360"/>
         <w:jc w:val="both"/>
         <w:rPr>
@@ -370,7 +350,6 @@
     <w:p>
       <w:pPr>
         <w:pStyle w:val="ListParagraph"/>
-        <w:spacing w:line="276" w:lineRule="auto"/>
         <w:ind w:left="360"/>
         <w:jc w:val="both"/>
         <w:rPr>
@@ -387,7 +366,7 @@
           <w:ilvl w:val="0"/>
           <w:numId w:val="3"/>
         </w:numPr>
-        <w:spacing w:after="160" w:line="276" w:lineRule="auto"/>
+        <w:spacing w:after="160"/>
         <w:jc w:val="both"/>
         <w:rPr>
           <w:rFonts w:asciiTheme="minorHAnsi" w:hAnsiTheme="minorHAnsi" w:cstheme="minorHAnsi"/>
@@ -411,7 +390,6 @@
         <w:tabs>
           <w:tab w:val="left" w:pos="180"/>
         </w:tabs>
-        <w:spacing w:line="360" w:lineRule="auto"/>
         <w:ind w:left="2880" w:hanging="2880"/>
         <w:rPr>
           <w:rFonts w:asciiTheme="minorHAnsi" w:hAnsiTheme="minorHAnsi" w:cstheme="minorHAnsi"/>
@@ -440,7 +418,6 @@
         <w:tabs>
           <w:tab w:val="left" w:pos="180"/>
         </w:tabs>
-        <w:spacing w:line="360" w:lineRule="auto"/>
         <w:rPr>
           <w:rFonts w:asciiTheme="minorHAnsi" w:hAnsiTheme="minorHAnsi" w:cstheme="minorHAnsi"/>
           <w:sz w:val="22"/>
@@ -466,7 +443,6 @@
         <w:tabs>
           <w:tab w:val="left" w:pos="180"/>
         </w:tabs>
-        <w:spacing w:line="360" w:lineRule="auto"/>
         <w:rPr>
           <w:rFonts w:asciiTheme="minorHAnsi" w:hAnsiTheme="minorHAnsi" w:cstheme="minorHAnsi"/>
           <w:sz w:val="22"/>
@@ -492,7 +468,6 @@
         <w:tabs>
           <w:tab w:val="left" w:pos="180"/>
         </w:tabs>
-        <w:spacing w:line="360" w:lineRule="auto"/>
         <w:rPr>
           <w:rFonts w:asciiTheme="minorHAnsi" w:hAnsiTheme="minorHAnsi" w:cstheme="minorHAnsi"/>
           <w:sz w:val="22"/>
@@ -518,7 +493,6 @@
         <w:tabs>
           <w:tab w:val="left" w:pos="180"/>
         </w:tabs>
-        <w:spacing w:line="360" w:lineRule="auto"/>
         <w:rPr>
           <w:rFonts w:asciiTheme="minorHAnsi" w:hAnsiTheme="minorHAnsi" w:cstheme="minorHAnsi"/>
           <w:sz w:val="22"/>
@@ -544,7 +518,6 @@
         <w:tabs>
           <w:tab w:val="left" w:pos="180"/>
         </w:tabs>
-        <w:spacing w:line="360" w:lineRule="auto"/>
         <w:rPr>
           <w:rFonts w:asciiTheme="minorHAnsi" w:hAnsiTheme="minorHAnsi" w:cstheme="minorHAnsi"/>
           <w:sz w:val="22"/>
@@ -570,7 +543,6 @@
         <w:tabs>
           <w:tab w:val="left" w:pos="180"/>
         </w:tabs>
-        <w:spacing w:line="360" w:lineRule="auto"/>
         <w:rPr>
           <w:rFonts w:asciiTheme="minorHAnsi" w:hAnsiTheme="minorHAnsi" w:cstheme="minorHAnsi"/>
           <w:sz w:val="22"/>
@@ -596,20 +568,18 @@
         <w:tabs>
           <w:tab w:val="left" w:pos="180"/>
         </w:tabs>
-        <w:spacing w:line="360" w:lineRule="auto"/>
-        <w:rPr>
-          <w:rFonts w:asciiTheme="minorHAnsi" w:hAnsiTheme="minorHAnsi" w:cstheme="minorHAnsi"/>
-          <w:sz w:val="22"/>
-          <w:szCs w:val="22"/>
-        </w:rPr>
-      </w:pPr>
-      <w:r>
-        <w:rPr>
-          <w:rFonts w:asciiTheme="minorHAnsi" w:hAnsiTheme="minorHAnsi" w:cstheme="minorHAnsi"/>
-          <w:sz w:val="22"/>
-          <w:szCs w:val="22"/>
-        </w:rPr>
-        <w:lastRenderedPageBreak/>
+        <w:rPr>
+          <w:rFonts w:asciiTheme="minorHAnsi" w:hAnsiTheme="minorHAnsi" w:cstheme="minorHAnsi"/>
+          <w:sz w:val="22"/>
+          <w:szCs w:val="22"/>
+        </w:rPr>
+      </w:pPr>
+      <w:r>
+        <w:rPr>
+          <w:rFonts w:asciiTheme="minorHAnsi" w:hAnsiTheme="minorHAnsi" w:cstheme="minorHAnsi"/>
+          <w:sz w:val="22"/>
+          <w:szCs w:val="22"/>
+        </w:rPr>
         <w:t>Place chemical indicators on all i</w:t>
       </w:r>
       <w:r>
@@ -620,8 +590,6 @@
         </w:rPr>
         <w:t>tems to be sterilized. Place Biological Indicator</w:t>
       </w:r>
-      <w:bookmarkStart w:id="0" w:name="_GoBack"/>
-      <w:bookmarkEnd w:id="0"/>
       <w:r>
         <w:rPr>
           <w:rFonts w:asciiTheme="minorHAnsi" w:hAnsiTheme="minorHAnsi" w:cstheme="minorHAnsi"/>
@@ -641,7 +609,6 @@
         <w:tabs>
           <w:tab w:val="left" w:pos="180"/>
         </w:tabs>
-        <w:spacing w:line="360" w:lineRule="auto"/>
         <w:rPr>
           <w:rFonts w:asciiTheme="minorHAnsi" w:hAnsiTheme="minorHAnsi" w:cstheme="minorHAnsi"/>
           <w:sz w:val="22"/>
@@ -667,7 +634,6 @@
         <w:tabs>
           <w:tab w:val="left" w:pos="180"/>
         </w:tabs>
-        <w:spacing w:line="360" w:lineRule="auto"/>
         <w:rPr>
           <w:rFonts w:asciiTheme="minorHAnsi" w:hAnsiTheme="minorHAnsi" w:cstheme="minorHAnsi"/>
           <w:sz w:val="22"/>
@@ -709,7 +675,6 @@
         <w:tabs>
           <w:tab w:val="left" w:pos="180"/>
         </w:tabs>
-        <w:spacing w:line="360" w:lineRule="auto"/>
         <w:rPr>
           <w:rFonts w:asciiTheme="minorHAnsi" w:hAnsiTheme="minorHAnsi" w:cstheme="minorHAnsi"/>
           <w:sz w:val="22"/>
@@ -774,19 +739,19 @@
         <w:tabs>
           <w:tab w:val="left" w:pos="180"/>
         </w:tabs>
-        <w:spacing w:line="360" w:lineRule="auto"/>
-        <w:rPr>
-          <w:rFonts w:asciiTheme="minorHAnsi" w:hAnsiTheme="minorHAnsi" w:cstheme="minorHAnsi"/>
-          <w:sz w:val="22"/>
-          <w:szCs w:val="22"/>
-        </w:rPr>
-      </w:pPr>
-      <w:r>
-        <w:rPr>
-          <w:rFonts w:asciiTheme="minorHAnsi" w:hAnsiTheme="minorHAnsi" w:cstheme="minorHAnsi"/>
-          <w:sz w:val="22"/>
-          <w:szCs w:val="22"/>
-        </w:rPr>
+        <w:rPr>
+          <w:rFonts w:asciiTheme="minorHAnsi" w:hAnsiTheme="minorHAnsi" w:cstheme="minorHAnsi"/>
+          <w:sz w:val="22"/>
+          <w:szCs w:val="22"/>
+        </w:rPr>
+      </w:pPr>
+      <w:r>
+        <w:rPr>
+          <w:rFonts w:asciiTheme="minorHAnsi" w:hAnsiTheme="minorHAnsi" w:cstheme="minorHAnsi"/>
+          <w:sz w:val="22"/>
+          <w:szCs w:val="22"/>
+        </w:rPr>
+        <w:lastRenderedPageBreak/>
         <w:t xml:space="preserve">Frequency: This process should be performed </w:t>
       </w:r>
       <w:r>
@@ -841,7 +806,6 @@
         <w:tabs>
           <w:tab w:val="left" w:pos="180"/>
         </w:tabs>
-        <w:spacing w:line="360" w:lineRule="auto"/>
         <w:ind w:left="360"/>
         <w:rPr>
           <w:rFonts w:asciiTheme="minorHAnsi" w:hAnsiTheme="minorHAnsi" w:cstheme="minorHAnsi"/>
@@ -852,7 +816,6 @@
     </w:p>
     <w:p>
       <w:pPr>
-        <w:spacing w:line="360" w:lineRule="auto"/>
         <w:rPr>
           <w:rFonts w:ascii="Calibri" w:eastAsia="Calibri" w:hAnsi="Calibri" w:cs="Calibri"/>
           <w:b/>
@@ -876,7 +839,7 @@
           <w:ilvl w:val="0"/>
           <w:numId w:val="9"/>
         </w:numPr>
-        <w:spacing w:after="160" w:line="360" w:lineRule="auto"/>
+        <w:spacing w:after="160"/>
         <w:contextualSpacing/>
         <w:rPr>
           <w:rFonts w:ascii="Calibri" w:eastAsia="Calibri" w:hAnsi="Calibri" w:cs="Calibri"/>
@@ -900,7 +863,7 @@
           <w:ilvl w:val="0"/>
           <w:numId w:val="9"/>
         </w:numPr>
-        <w:spacing w:after="160" w:line="360" w:lineRule="auto"/>
+        <w:spacing w:after="160"/>
         <w:contextualSpacing/>
         <w:rPr>
           <w:rFonts w:ascii="Calibri" w:eastAsia="Calibri" w:hAnsi="Calibri" w:cs="Calibri"/>
@@ -924,7 +887,7 @@
           <w:ilvl w:val="0"/>
           <w:numId w:val="9"/>
         </w:numPr>
-        <w:spacing w:after="160" w:line="360" w:lineRule="auto"/>
+        <w:spacing w:after="160"/>
         <w:contextualSpacing/>
         <w:rPr>
           <w:rFonts w:ascii="Calibri" w:eastAsia="Calibri" w:hAnsi="Calibri" w:cs="Calibri"/>
@@ -940,21 +903,6 @@
         </w:rPr>
         <w:t>Bucket Autoclave</w:t>
       </w:r>
-    </w:p>
-    <w:p>
-      <w:pPr>
-        <w:tabs>
-          <w:tab w:val="left" w:pos="4257"/>
-        </w:tabs>
-        <w:spacing w:line="276" w:lineRule="auto"/>
-        <w:jc w:val="both"/>
-        <w:rPr>
-          <w:rFonts w:asciiTheme="minorHAnsi" w:hAnsiTheme="minorHAnsi" w:cstheme="minorHAnsi"/>
-          <w:b/>
-          <w:sz w:val="22"/>
-          <w:szCs w:val="22"/>
-        </w:rPr>
-      </w:pPr>
       <w:r>
         <w:rPr>
           <w:rFonts w:asciiTheme="minorHAnsi" w:hAnsiTheme="minorHAnsi" w:cstheme="minorHAnsi"/>
@@ -972,7 +920,6 @@
           <w:numId w:val="4"/>
         </w:numPr>
         <w:shd w:val="clear" w:color="auto" w:fill="FFFFFF"/>
-        <w:spacing w:line="276" w:lineRule="auto"/>
         <w:jc w:val="both"/>
         <w:rPr>
           <w:rFonts w:asciiTheme="minorHAnsi" w:hAnsiTheme="minorHAnsi" w:cstheme="minorHAnsi"/>
@@ -995,7 +942,6 @@
         <w:tabs>
           <w:tab w:val="left" w:pos="180"/>
         </w:tabs>
-        <w:spacing w:line="276" w:lineRule="auto"/>
         <w:jc w:val="both"/>
         <w:rPr>
           <w:rFonts w:asciiTheme="minorHAnsi" w:hAnsiTheme="minorHAnsi" w:cstheme="minorHAnsi"/>
@@ -1017,7 +963,6 @@
         <w:tabs>
           <w:tab w:val="left" w:pos="180"/>
         </w:tabs>
-        <w:spacing w:line="276" w:lineRule="auto"/>
         <w:jc w:val="both"/>
         <w:rPr>
           <w:rFonts w:asciiTheme="minorHAnsi" w:hAnsiTheme="minorHAnsi" w:cstheme="minorHAnsi"/>
@@ -1039,7 +984,6 @@
         <w:tabs>
           <w:tab w:val="left" w:pos="180"/>
         </w:tabs>
-        <w:spacing w:line="276" w:lineRule="auto"/>
         <w:jc w:val="both"/>
         <w:rPr>
           <w:rFonts w:asciiTheme="minorHAnsi" w:hAnsiTheme="minorHAnsi" w:cstheme="minorHAnsi"/>
@@ -1050,7 +994,6 @@
     </w:p>
     <w:p>
       <w:pPr>
-        <w:spacing w:line="276" w:lineRule="auto"/>
         <w:jc w:val="both"/>
         <w:rPr>
           <w:rFonts w:asciiTheme="minorHAnsi" w:hAnsiTheme="minorHAnsi" w:cstheme="minorHAnsi"/>
@@ -1099,7 +1042,6 @@
           <w:p>
             <w:pPr>
               <w:pStyle w:val="Header"/>
-              <w:spacing w:line="276" w:lineRule="auto"/>
               <w:jc w:val="both"/>
               <w:rPr>
                 <w:rFonts w:asciiTheme="minorHAnsi" w:hAnsiTheme="minorHAnsi" w:cstheme="minorHAnsi"/>
@@ -1139,7 +1081,6 @@
           <w:p>
             <w:pPr>
               <w:pStyle w:val="Header"/>
-              <w:spacing w:line="276" w:lineRule="auto"/>
               <w:jc w:val="both"/>
               <w:rPr>
                 <w:rFonts w:asciiTheme="minorHAnsi" w:hAnsiTheme="minorHAnsi" w:cstheme="minorHAnsi"/>
@@ -1157,7 +1098,17 @@
                 <w:sz w:val="22"/>
                 <w:szCs w:val="22"/>
               </w:rPr>
-              <w:t>QC Microbiologist</w:t>
+              <w:t xml:space="preserve">QC </w:t>
+            </w:r>
+            <w:r>
+              <w:rPr>
+                <w:rFonts w:asciiTheme="minorHAnsi" w:hAnsiTheme="minorHAnsi" w:cstheme="minorHAnsi"/>
+                <w:iCs/>
+                <w:snapToGrid w:val="0"/>
+                <w:sz w:val="22"/>
+                <w:szCs w:val="22"/>
+              </w:rPr>
+              <w:t>Head</w:t>
             </w:r>
           </w:p>
         </w:tc>
@@ -1174,7 +1125,6 @@
           <w:p>
             <w:pPr>
               <w:pStyle w:val="Header"/>
-              <w:spacing w:line="276" w:lineRule="auto"/>
               <w:jc w:val="both"/>
               <w:rPr>
                 <w:rFonts w:asciiTheme="minorHAnsi" w:hAnsiTheme="minorHAnsi" w:cstheme="minorHAnsi"/>
@@ -1192,7 +1142,7 @@
                 <w:sz w:val="22"/>
                 <w:szCs w:val="22"/>
               </w:rPr>
-              <w:t>QA Doc. Unit staff</w:t>
+              <w:t>QC Microbiologist</w:t>
             </w:r>
           </w:p>
         </w:tc>
@@ -1204,7 +1154,6 @@
           <w:p>
             <w:pPr>
               <w:pStyle w:val="Header"/>
-              <w:spacing w:line="276" w:lineRule="auto"/>
               <w:jc w:val="both"/>
               <w:rPr>
                 <w:rFonts w:asciiTheme="minorHAnsi" w:hAnsiTheme="minorHAnsi" w:cstheme="minorHAnsi"/>
@@ -1230,7 +1179,6 @@
     </w:tbl>
     <w:p>
       <w:pPr>
-        <w:spacing w:line="276" w:lineRule="auto"/>
         <w:jc w:val="both"/>
         <w:rPr>
           <w:rFonts w:asciiTheme="minorHAnsi" w:hAnsiTheme="minorHAnsi" w:cstheme="minorHAnsi"/>
@@ -1242,7 +1190,6 @@
     </w:p>
     <w:p>
       <w:pPr>
-        <w:spacing w:line="276" w:lineRule="auto"/>
         <w:jc w:val="both"/>
         <w:rPr>
           <w:rFonts w:asciiTheme="minorHAnsi" w:hAnsiTheme="minorHAnsi" w:cstheme="minorHAnsi"/>
@@ -1287,7 +1234,6 @@
           </w:tcPr>
           <w:p>
             <w:pPr>
-              <w:spacing w:line="276" w:lineRule="auto"/>
               <w:jc w:val="both"/>
               <w:rPr>
                 <w:rFonts w:asciiTheme="minorHAnsi" w:eastAsia="Calibri" w:hAnsiTheme="minorHAnsi" w:cstheme="minorHAnsi"/>
@@ -1295,6 +1241,7 @@
                 <w:szCs w:val="22"/>
               </w:rPr>
             </w:pPr>
+            <w:bookmarkStart w:id="0" w:name="_Hlk227308171"/>
             <w:r>
               <w:rPr>
                 <w:rFonts w:asciiTheme="minorHAnsi" w:eastAsia="Calibri" w:hAnsiTheme="minorHAnsi" w:cstheme="minorHAnsi"/>
@@ -1312,7 +1259,6 @@
           </w:tcPr>
           <w:p>
             <w:pPr>
-              <w:spacing w:line="276" w:lineRule="auto"/>
               <w:jc w:val="both"/>
               <w:rPr>
                 <w:rFonts w:asciiTheme="minorHAnsi" w:eastAsia="Calibri" w:hAnsiTheme="minorHAnsi" w:cstheme="minorHAnsi"/>
@@ -1339,7 +1285,6 @@
           </w:tcPr>
           <w:p>
             <w:pPr>
-              <w:spacing w:line="276" w:lineRule="auto"/>
               <w:jc w:val="both"/>
               <w:rPr>
                 <w:rFonts w:asciiTheme="minorHAnsi" w:eastAsia="Calibri" w:hAnsiTheme="minorHAnsi" w:cstheme="minorHAnsi"/>
@@ -1353,7 +1298,6 @@
                 <w:sz w:val="22"/>
                 <w:szCs w:val="22"/>
               </w:rPr>
-              <w:lastRenderedPageBreak/>
               <w:t xml:space="preserve">CONTROLLED COPIES </w:t>
             </w:r>
           </w:p>
@@ -1365,7 +1309,6 @@
           </w:tcPr>
           <w:p>
             <w:pPr>
-              <w:spacing w:line="276" w:lineRule="auto"/>
               <w:jc w:val="both"/>
               <w:rPr>
                 <w:rFonts w:asciiTheme="minorHAnsi" w:eastAsia="Calibri" w:hAnsiTheme="minorHAnsi" w:cstheme="minorHAnsi"/>
@@ -1379,15 +1322,15 @@
                 <w:sz w:val="22"/>
                 <w:szCs w:val="22"/>
               </w:rPr>
-              <w:t>ALL DEPARTMENT</w:t>
+              <w:t>MICROBIOLOGY LABORATORY</w:t>
             </w:r>
           </w:p>
         </w:tc>
       </w:tr>
     </w:tbl>
-    <w:p>
-      <w:pPr>
-        <w:spacing w:line="276" w:lineRule="auto"/>
+    <w:bookmarkEnd w:id="0"/>
+    <w:p>
+      <w:pPr>
         <w:jc w:val="both"/>
         <w:rPr>
           <w:rFonts w:asciiTheme="minorHAnsi" w:hAnsiTheme="minorHAnsi" w:cstheme="minorHAnsi"/>
@@ -1432,7 +1375,6 @@
           </w:tcPr>
           <w:p>
             <w:pPr>
-              <w:spacing w:line="276" w:lineRule="auto"/>
               <w:jc w:val="both"/>
               <w:rPr>
                 <w:rFonts w:asciiTheme="minorHAnsi" w:eastAsia="Calibri" w:hAnsiTheme="minorHAnsi" w:cstheme="minorHAnsi"/>
@@ -1459,7 +1401,6 @@
           </w:tcPr>
           <w:p>
             <w:pPr>
-              <w:spacing w:line="276" w:lineRule="auto"/>
               <w:jc w:val="both"/>
               <w:rPr>
                 <w:rFonts w:asciiTheme="minorHAnsi" w:eastAsia="Calibri" w:hAnsiTheme="minorHAnsi" w:cstheme="minorHAnsi"/>
@@ -1486,7 +1427,6 @@
           </w:tcPr>
           <w:p>
             <w:pPr>
-              <w:spacing w:line="276" w:lineRule="auto"/>
               <w:jc w:val="both"/>
               <w:rPr>
                 <w:rFonts w:asciiTheme="minorHAnsi" w:eastAsia="Calibri" w:hAnsiTheme="minorHAnsi" w:cstheme="minorHAnsi"/>
@@ -1515,7 +1455,6 @@
           </w:tcPr>
           <w:p>
             <w:pPr>
-              <w:spacing w:line="276" w:lineRule="auto"/>
               <w:jc w:val="both"/>
               <w:rPr>
                 <w:rFonts w:asciiTheme="minorHAnsi" w:eastAsia="Calibri" w:hAnsiTheme="minorHAnsi" w:cstheme="minorHAnsi"/>
@@ -1541,7 +1480,6 @@
           </w:tcPr>
           <w:p>
             <w:pPr>
-              <w:spacing w:line="276" w:lineRule="auto"/>
               <w:jc w:val="both"/>
               <w:rPr>
                 <w:rFonts w:asciiTheme="minorHAnsi" w:eastAsia="Calibri" w:hAnsiTheme="minorHAnsi" w:cstheme="minorHAnsi"/>
@@ -1567,7 +1505,6 @@
           </w:tcPr>
           <w:p>
             <w:pPr>
-              <w:spacing w:line="276" w:lineRule="auto"/>
               <w:jc w:val="both"/>
               <w:rPr>
                 <w:rFonts w:asciiTheme="minorHAnsi" w:eastAsia="Calibri" w:hAnsiTheme="minorHAnsi" w:cstheme="minorHAnsi"/>
@@ -1595,7 +1532,6 @@
           </w:tcPr>
           <w:p>
             <w:pPr>
-              <w:spacing w:line="276" w:lineRule="auto"/>
               <w:jc w:val="both"/>
               <w:rPr>
                 <w:rFonts w:asciiTheme="minorHAnsi" w:eastAsia="Calibri" w:hAnsiTheme="minorHAnsi" w:cstheme="minorHAnsi"/>
@@ -1621,7 +1557,6 @@
           </w:tcPr>
           <w:p>
             <w:pPr>
-              <w:spacing w:line="276" w:lineRule="auto"/>
               <w:jc w:val="both"/>
               <w:rPr>
                 <w:rFonts w:asciiTheme="minorHAnsi" w:eastAsia="Calibri" w:hAnsiTheme="minorHAnsi" w:cstheme="minorHAnsi"/>
@@ -1651,7 +1586,6 @@
                 <w:ilvl w:val="2"/>
                 <w:numId w:val="2"/>
               </w:numPr>
-              <w:spacing w:line="276" w:lineRule="auto"/>
               <w:ind w:right="992"/>
               <w:jc w:val="both"/>
               <w:rPr>
@@ -1691,7 +1625,6 @@
                 <w:ilvl w:val="2"/>
                 <w:numId w:val="2"/>
               </w:numPr>
-              <w:spacing w:line="276" w:lineRule="auto"/>
               <w:ind w:right="992"/>
               <w:jc w:val="both"/>
               <w:rPr>
@@ -1708,13 +1641,20 @@
               </w:rPr>
               <w:t>Inclusion of traceability of enclosures to parent SOP</w:t>
             </w:r>
+            <w:r>
+              <w:rPr>
+                <w:rFonts w:asciiTheme="minorHAnsi" w:hAnsiTheme="minorHAnsi" w:cstheme="minorHAnsi"/>
+                <w:sz w:val="22"/>
+                <w:szCs w:val="22"/>
+              </w:rPr>
+              <w:t>.</w:t>
+            </w:r>
           </w:p>
         </w:tc>
       </w:tr>
     </w:tbl>
     <w:p>
       <w:pPr>
-        <w:spacing w:line="276" w:lineRule="auto"/>
         <w:jc w:val="both"/>
         <w:rPr>
           <w:rFonts w:asciiTheme="minorHAnsi" w:hAnsiTheme="minorHAnsi" w:cstheme="minorHAnsi"/>
@@ -1813,8 +1753,8 @@
       </w:pPr>
     </w:p>
     <w:sectPr>
-      <w:headerReference w:type="default" r:id="rId8"/>
-      <w:footerReference w:type="default" r:id="rId9"/>
+      <w:headerReference w:type="default" r:id="rId7"/>
+      <w:footerReference w:type="default" r:id="rId8"/>
       <w:pgSz w:w="12240" w:h="15840"/>
       <w:pgMar w:top="426" w:right="720" w:bottom="568" w:left="1440" w:header="576" w:footer="737" w:gutter="0"/>
       <w:cols w:space="720"/>
@@ -1825,7 +1765,7 @@
 </file>
 
 <file path=word/endnotes.xml><?xml version="1.0" encoding="utf-8"?>
-<w:endnotes xmlns:wpc="http://schemas.microsoft.com/office/word/2010/wordprocessingCanvas" xmlns:mc="http://schemas.openxmlformats.org/markup-compatibility/2006" xmlns:o="urn:schemas-microsoft-com:office:office" xmlns:r="http://schemas.openxmlformats.org/officeDocument/2006/relationships" xmlns:m="http://schemas.openxmlformats.org/officeDocument/2006/math" xmlns:v="urn:schemas-microsoft-com:vml" xmlns:wp14="http://schemas.microsoft.com/office/word/2010/wordprocessingDrawing" xmlns:wp="http://schemas.openxmlformats.org/drawingml/2006/wordprocessingDrawing" xmlns:w10="urn:schemas-microsoft-com:office:word" xmlns:w="http://schemas.openxmlformats.org/wordprocessingml/2006/main" xmlns:w14="http://schemas.microsoft.com/office/word/2010/wordml" xmlns:wpg="http://schemas.microsoft.com/office/word/2010/wordprocessingGroup" xmlns:wpi="http://schemas.microsoft.com/office/word/2010/wordprocessingInk" xmlns:wne="http://schemas.microsoft.com/office/word/2006/wordml" xmlns:wps="http://schemas.microsoft.com/office/word/2010/wordprocessingShape" mc:Ignorable="w14 wp14">
+<w:endnotes xmlns:wpc="http://schemas.microsoft.com/office/word/2010/wordprocessingCanvas" xmlns:cx="http://schemas.microsoft.com/office/drawing/2014/chartex" xmlns:cx1="http://schemas.microsoft.com/office/drawing/2015/9/8/chartex" xmlns:cx2="http://schemas.microsoft.com/office/drawing/2015/10/21/chartex" xmlns:cx3="http://schemas.microsoft.com/office/drawing/2016/5/9/chartex" xmlns:cx4="http://schemas.microsoft.com/office/drawing/2016/5/10/chartex" xmlns:cx5="http://schemas.microsoft.com/office/drawing/2016/5/11/chartex" xmlns:cx6="http://schemas.microsoft.com/office/drawing/2016/5/12/chartex" xmlns:cx7="http://schemas.microsoft.com/office/drawing/2016/5/13/chartex" xmlns:cx8="http://schemas.microsoft.com/office/drawing/2016/5/14/chartex" xmlns:mc="http://schemas.openxmlformats.org/markup-compatibility/2006" xmlns:aink="http://schemas.microsoft.com/office/drawing/2016/ink" xmlns:am3d="http://schemas.microsoft.com/office/drawing/2017/model3d" xmlns:o="urn:schemas-microsoft-com:office:office" xmlns:oel="http://schemas.microsoft.com/office/2019/extlst" xmlns:r="http://schemas.openxmlformats.org/officeDocument/2006/relationships" xmlns:m="http://schemas.openxmlformats.org/officeDocument/2006/math" xmlns:v="urn:schemas-microsoft-com:vml" xmlns:wp14="http://schemas.microsoft.com/office/word/2010/wordprocessingDrawing" xmlns:wp="http://schemas.openxmlformats.org/drawingml/2006/wordprocessingDrawing" xmlns:w10="urn:schemas-microsoft-com:office:word" xmlns:w="http://schemas.openxmlformats.org/wordprocessingml/2006/main" xmlns:w14="http://schemas.microsoft.com/office/word/2010/wordml" xmlns:w15="http://schemas.microsoft.com/office/word/2012/wordml" xmlns:w16cex="http://schemas.microsoft.com/office/word/2018/wordml/cex" xmlns:w16cid="http://schemas.microsoft.com/office/word/2016/wordml/cid" xmlns:w16="http://schemas.microsoft.com/office/word/2018/wordml" xmlns:w16sdtdh="http://schemas.microsoft.com/office/word/2020/wordml/sdtdatahash" xmlns:w16se="http://schemas.microsoft.com/office/word/2015/wordml/symex" xmlns:wpg="http://schemas.microsoft.com/office/word/2010/wordprocessingGroup" xmlns:wpi="http://schemas.microsoft.com/office/word/2010/wordprocessingInk" xmlns:wne="http://schemas.microsoft.com/office/word/2006/wordml" xmlns:wps="http://schemas.microsoft.com/office/word/2010/wordprocessingShape" mc:Ignorable="w14 w15 w16se w16cid w16 w16cex w16sdtdh wp14">
   <w:endnote w:type="separator" w:id="-1">
     <w:p>
       <w:r>
@@ -1844,7 +1784,7 @@
 </file>
 
 <file path=word/footer1.xml><?xml version="1.0" encoding="utf-8"?>
-<w:ftr xmlns:wpc="http://schemas.microsoft.com/office/word/2010/wordprocessingCanvas" xmlns:mc="http://schemas.openxmlformats.org/markup-compatibility/2006" xmlns:o="urn:schemas-microsoft-com:office:office" xmlns:r="http://schemas.openxmlformats.org/officeDocument/2006/relationships" xmlns:m="http://schemas.openxmlformats.org/officeDocument/2006/math" xmlns:v="urn:schemas-microsoft-com:vml" xmlns:wp14="http://schemas.microsoft.com/office/word/2010/wordprocessingDrawing" xmlns:wp="http://schemas.openxmlformats.org/drawingml/2006/wordprocessingDrawing" xmlns:w10="urn:schemas-microsoft-com:office:word" xmlns:w="http://schemas.openxmlformats.org/wordprocessingml/2006/main" xmlns:w14="http://schemas.microsoft.com/office/word/2010/wordml" xmlns:wpg="http://schemas.microsoft.com/office/word/2010/wordprocessingGroup" xmlns:wpi="http://schemas.microsoft.com/office/word/2010/wordprocessingInk" xmlns:wne="http://schemas.microsoft.com/office/word/2006/wordml" xmlns:wps="http://schemas.microsoft.com/office/word/2010/wordprocessingShape" mc:Ignorable="w14 wp14">
+<w:ftr xmlns:wpc="http://schemas.microsoft.com/office/word/2010/wordprocessingCanvas" xmlns:cx="http://schemas.microsoft.com/office/drawing/2014/chartex" xmlns:cx1="http://schemas.microsoft.com/office/drawing/2015/9/8/chartex" xmlns:cx2="http://schemas.microsoft.com/office/drawing/2015/10/21/chartex" xmlns:cx3="http://schemas.microsoft.com/office/drawing/2016/5/9/chartex" xmlns:cx4="http://schemas.microsoft.com/office/drawing/2016/5/10/chartex" xmlns:cx5="http://schemas.microsoft.com/office/drawing/2016/5/11/chartex" xmlns:cx6="http://schemas.microsoft.com/office/drawing/2016/5/12/chartex" xmlns:cx7="http://schemas.microsoft.com/office/drawing/2016/5/13/chartex" xmlns:cx8="http://schemas.microsoft.com/office/drawing/2016/5/14/chartex" xmlns:mc="http://schemas.openxmlformats.org/markup-compatibility/2006" xmlns:aink="http://schemas.microsoft.com/office/drawing/2016/ink" xmlns:am3d="http://schemas.microsoft.com/office/drawing/2017/model3d" xmlns:o="urn:schemas-microsoft-com:office:office" xmlns:oel="http://schemas.microsoft.com/office/2019/extlst" xmlns:r="http://schemas.openxmlformats.org/officeDocument/2006/relationships" xmlns:m="http://schemas.openxmlformats.org/officeDocument/2006/math" xmlns:v="urn:schemas-microsoft-com:vml" xmlns:wp14="http://schemas.microsoft.com/office/word/2010/wordprocessingDrawing" xmlns:wp="http://schemas.openxmlformats.org/drawingml/2006/wordprocessingDrawing" xmlns:w10="urn:schemas-microsoft-com:office:word" xmlns:w="http://schemas.openxmlformats.org/wordprocessingml/2006/main" xmlns:w14="http://schemas.microsoft.com/office/word/2010/wordml" xmlns:w15="http://schemas.microsoft.com/office/word/2012/wordml" xmlns:w16cex="http://schemas.microsoft.com/office/word/2018/wordml/cex" xmlns:w16cid="http://schemas.microsoft.com/office/word/2016/wordml/cid" xmlns:w16="http://schemas.microsoft.com/office/word/2018/wordml" xmlns:w16sdtdh="http://schemas.microsoft.com/office/word/2020/wordml/sdtdatahash" xmlns:w16se="http://schemas.microsoft.com/office/word/2015/wordml/symex" xmlns:wpg="http://schemas.microsoft.com/office/word/2010/wordprocessingGroup" xmlns:wpi="http://schemas.microsoft.com/office/word/2010/wordprocessingInk" xmlns:wne="http://schemas.microsoft.com/office/word/2006/wordml" xmlns:wps="http://schemas.microsoft.com/office/word/2010/wordprocessingShape" mc:Ignorable="w14 w15 w16se w16cid w16 w16cex w16sdtdh wp14">
   <w:p>
     <w:pPr>
       <w:pStyle w:val="Footer"/>
@@ -1955,7 +1895,7 @@
 </file>
 
 <file path=word/footnotes.xml><?xml version="1.0" encoding="utf-8"?>
-<w:footnotes xmlns:wpc="http://schemas.microsoft.com/office/word/2010/wordprocessingCanvas" xmlns:mc="http://schemas.openxmlformats.org/markup-compatibility/2006" xmlns:o="urn:schemas-microsoft-com:office:office" xmlns:r="http://schemas.openxmlformats.org/officeDocument/2006/relationships" xmlns:m="http://schemas.openxmlformats.org/officeDocument/2006/math" xmlns:v="urn:schemas-microsoft-com:vml" xmlns:wp14="http://schemas.microsoft.com/office/word/2010/wordprocessingDrawing" xmlns:wp="http://schemas.openxmlformats.org/drawingml/2006/wordprocessingDrawing" xmlns:w10="urn:schemas-microsoft-com:office:word" xmlns:w="http://schemas.openxmlformats.org/wordprocessingml/2006/main" xmlns:w14="http://schemas.microsoft.com/office/word/2010/wordml" xmlns:wpg="http://schemas.microsoft.com/office/word/2010/wordprocessingGroup" xmlns:wpi="http://schemas.microsoft.com/office/word/2010/wordprocessingInk" xmlns:wne="http://schemas.microsoft.com/office/word/2006/wordml" xmlns:wps="http://schemas.microsoft.com/office/word/2010/wordprocessingShape" mc:Ignorable="w14 wp14">
+<w:footnotes xmlns:wpc="http://schemas.microsoft.com/office/word/2010/wordprocessingCanvas" xmlns:cx="http://schemas.microsoft.com/office/drawing/2014/chartex" xmlns:cx1="http://schemas.microsoft.com/office/drawing/2015/9/8/chartex" xmlns:cx2="http://schemas.microsoft.com/office/drawing/2015/10/21/chartex" xmlns:cx3="http://schemas.microsoft.com/office/drawing/2016/5/9/chartex" xmlns:cx4="http://schemas.microsoft.com/office/drawing/2016/5/10/chartex" xmlns:cx5="http://schemas.microsoft.com/office/drawing/2016/5/11/chartex" xmlns:cx6="http://schemas.microsoft.com/office/drawing/2016/5/12/chartex" xmlns:cx7="http://schemas.microsoft.com/office/drawing/2016/5/13/chartex" xmlns:cx8="http://schemas.microsoft.com/office/drawing/2016/5/14/chartex" xmlns:mc="http://schemas.openxmlformats.org/markup-compatibility/2006" xmlns:aink="http://schemas.microsoft.com/office/drawing/2016/ink" xmlns:am3d="http://schemas.microsoft.com/office/drawing/2017/model3d" xmlns:o="urn:schemas-microsoft-com:office:office" xmlns:oel="http://schemas.microsoft.com/office/2019/extlst" xmlns:r="http://schemas.openxmlformats.org/officeDocument/2006/relationships" xmlns:m="http://schemas.openxmlformats.org/officeDocument/2006/math" xmlns:v="urn:schemas-microsoft-com:vml" xmlns:wp14="http://schemas.microsoft.com/office/word/2010/wordprocessingDrawing" xmlns:wp="http://schemas.openxmlformats.org/drawingml/2006/wordprocessingDrawing" xmlns:w10="urn:schemas-microsoft-com:office:word" xmlns:w="http://schemas.openxmlformats.org/wordprocessingml/2006/main" xmlns:w14="http://schemas.microsoft.com/office/word/2010/wordml" xmlns:w15="http://schemas.microsoft.com/office/word/2012/wordml" xmlns:w16cex="http://schemas.microsoft.com/office/word/2018/wordml/cex" xmlns:w16cid="http://schemas.microsoft.com/office/word/2016/wordml/cid" xmlns:w16="http://schemas.microsoft.com/office/word/2018/wordml" xmlns:w16sdtdh="http://schemas.microsoft.com/office/word/2020/wordml/sdtdatahash" xmlns:w16se="http://schemas.microsoft.com/office/word/2015/wordml/symex" xmlns:wpg="http://schemas.microsoft.com/office/word/2010/wordprocessingGroup" xmlns:wpi="http://schemas.microsoft.com/office/word/2010/wordprocessingInk" xmlns:wne="http://schemas.microsoft.com/office/word/2006/wordml" xmlns:wps="http://schemas.microsoft.com/office/word/2010/wordprocessingShape" mc:Ignorable="w14 w15 w16se w16cid w16 w16cex w16sdtdh wp14">
   <w:footnote w:type="separator" w:id="-1">
     <w:p>
       <w:r>
@@ -1974,7 +1914,7 @@
 </file>
 
 <file path=word/header1.xml><?xml version="1.0" encoding="utf-8"?>
-<w:hdr xmlns:wpc="http://schemas.microsoft.com/office/word/2010/wordprocessingCanvas" xmlns:mc="http://schemas.openxmlformats.org/markup-compatibility/2006" xmlns:o="urn:schemas-microsoft-com:office:office" xmlns:r="http://schemas.openxmlformats.org/officeDocument/2006/relationships" xmlns:m="http://schemas.openxmlformats.org/officeDocument/2006/math" xmlns:v="urn:schemas-microsoft-com:vml" xmlns:wp14="http://schemas.microsoft.com/office/word/2010/wordprocessingDrawing" xmlns:wp="http://schemas.openxmlformats.org/drawingml/2006/wordprocessingDrawing" xmlns:w10="urn:schemas-microsoft-com:office:word" xmlns:w="http://schemas.openxmlformats.org/wordprocessingml/2006/main" xmlns:w14="http://schemas.microsoft.com/office/word/2010/wordml" xmlns:wpg="http://schemas.microsoft.com/office/word/2010/wordprocessingGroup" xmlns:wpi="http://schemas.microsoft.com/office/word/2010/wordprocessingInk" xmlns:wne="http://schemas.microsoft.com/office/word/2006/wordml" xmlns:wps="http://schemas.microsoft.com/office/word/2010/wordprocessingShape" mc:Ignorable="w14 wp14">
+<w:hdr xmlns:wpc="http://schemas.microsoft.com/office/word/2010/wordprocessingCanvas" xmlns:cx="http://schemas.microsoft.com/office/drawing/2014/chartex" xmlns:cx1="http://schemas.microsoft.com/office/drawing/2015/9/8/chartex" xmlns:cx2="http://schemas.microsoft.com/office/drawing/2015/10/21/chartex" xmlns:cx3="http://schemas.microsoft.com/office/drawing/2016/5/9/chartex" xmlns:cx4="http://schemas.microsoft.com/office/drawing/2016/5/10/chartex" xmlns:cx5="http://schemas.microsoft.com/office/drawing/2016/5/11/chartex" xmlns:cx6="http://schemas.microsoft.com/office/drawing/2016/5/12/chartex" xmlns:cx7="http://schemas.microsoft.com/office/drawing/2016/5/13/chartex" xmlns:cx8="http://schemas.microsoft.com/office/drawing/2016/5/14/chartex" xmlns:mc="http://schemas.openxmlformats.org/markup-compatibility/2006" xmlns:aink="http://schemas.microsoft.com/office/drawing/2016/ink" xmlns:am3d="http://schemas.microsoft.com/office/drawing/2017/model3d" xmlns:o="urn:schemas-microsoft-com:office:office" xmlns:oel="http://schemas.microsoft.com/office/2019/extlst" xmlns:r="http://schemas.openxmlformats.org/officeDocument/2006/relationships" xmlns:m="http://schemas.openxmlformats.org/officeDocument/2006/math" xmlns:v="urn:schemas-microsoft-com:vml" xmlns:wp14="http://schemas.microsoft.com/office/word/2010/wordprocessingDrawing" xmlns:wp="http://schemas.openxmlformats.org/drawingml/2006/wordprocessingDrawing" xmlns:w10="urn:schemas-microsoft-com:office:word" xmlns:w="http://schemas.openxmlformats.org/wordprocessingml/2006/main" xmlns:w14="http://schemas.microsoft.com/office/word/2010/wordml" xmlns:w15="http://schemas.microsoft.com/office/word/2012/wordml" xmlns:w16cex="http://schemas.microsoft.com/office/word/2018/wordml/cex" xmlns:w16cid="http://schemas.microsoft.com/office/word/2016/wordml/cid" xmlns:w16="http://schemas.microsoft.com/office/word/2018/wordml" xmlns:w16sdtdh="http://schemas.microsoft.com/office/word/2020/wordml/sdtdatahash" xmlns:w16se="http://schemas.microsoft.com/office/word/2015/wordml/symex" xmlns:wpg="http://schemas.microsoft.com/office/word/2010/wordprocessingGroup" xmlns:wpi="http://schemas.microsoft.com/office/word/2010/wordprocessingInk" xmlns:wne="http://schemas.microsoft.com/office/word/2006/wordml" xmlns:wps="http://schemas.microsoft.com/office/word/2010/wordprocessingShape" mc:Ignorable="w14 w15 w16se w16cid w16 w16cex w16sdtdh wp14">
   <w:p>
     <w:pPr>
       <w:pStyle w:val="Header"/>
@@ -2008,7 +1948,7 @@
           </v:handles>
           <o:lock v:ext="edit" text="t" shapetype="t"/>
         </v:shapetype>
-        <v:shape id="PowerPlusWaterMarkObject615578002" o:spid="_x0000_s2049" type="#_x0000_t136" style="position:absolute;margin-left:0;margin-top:0;width:585.15pt;height:125.35pt;rotation:315;z-index:-251658752;mso-position-horizontal:center;mso-position-horizontal-relative:margin;mso-position-vertical:center;mso-position-vertical-relative:margin" o:allowincell="f" fillcolor="silver" stroked="f">
+        <v:shape id="PowerPlusWaterMarkObject615578002" o:spid="_x0000_s1025" type="#_x0000_t136" style="position:absolute;margin-left:0;margin-top:0;width:585.15pt;height:125.35pt;rotation:315;z-index:-251658752;mso-position-horizontal:center;mso-position-horizontal-relative:margin;mso-position-vertical:center;mso-position-vertical-relative:margin" o:allowincell="f" fillcolor="silver" stroked="f">
           <v:fill opacity=".5"/>
           <v:textpath style="font-family:&quot;Calibri&quot;;font-size:1pt" string="BIOMEDICAL LTD"/>
           <w10:wrap anchorx="margin" anchory="margin"/>
@@ -3068,8 +3008,8 @@
 </file>
 
 <file path=word/numbering.xml><?xml version="1.0" encoding="utf-8"?>
-<w:numbering xmlns:wpc="http://schemas.microsoft.com/office/word/2010/wordprocessingCanvas" xmlns:mc="http://schemas.openxmlformats.org/markup-compatibility/2006" xmlns:o="urn:schemas-microsoft-com:office:office" xmlns:r="http://schemas.openxmlformats.org/officeDocument/2006/relationships" xmlns:m="http://schemas.openxmlformats.org/officeDocument/2006/math" xmlns:v="urn:schemas-microsoft-com:vml" xmlns:wp14="http://schemas.microsoft.com/office/word/2010/wordprocessingDrawing" xmlns:wp="http://schemas.openxmlformats.org/drawingml/2006/wordprocessingDrawing" xmlns:w10="urn:schemas-microsoft-com:office:word" xmlns:w="http://schemas.openxmlformats.org/wordprocessingml/2006/main" xmlns:w14="http://schemas.microsoft.com/office/word/2010/wordml" xmlns:wpg="http://schemas.microsoft.com/office/word/2010/wordprocessingGroup" xmlns:wpi="http://schemas.microsoft.com/office/word/2010/wordprocessingInk" xmlns:wne="http://schemas.microsoft.com/office/word/2006/wordml" xmlns:wps="http://schemas.microsoft.com/office/word/2010/wordprocessingShape" mc:Ignorable="w14 wp14">
-  <w:abstractNum w:abstractNumId="0">
+<w:numbering xmlns:wpc="http://schemas.microsoft.com/office/word/2010/wordprocessingCanvas" xmlns:cx="http://schemas.microsoft.com/office/drawing/2014/chartex" xmlns:cx1="http://schemas.microsoft.com/office/drawing/2015/9/8/chartex" xmlns:cx2="http://schemas.microsoft.com/office/drawing/2015/10/21/chartex" xmlns:cx3="http://schemas.microsoft.com/office/drawing/2016/5/9/chartex" xmlns:cx4="http://schemas.microsoft.com/office/drawing/2016/5/10/chartex" xmlns:cx5="http://schemas.microsoft.com/office/drawing/2016/5/11/chartex" xmlns:cx6="http://schemas.microsoft.com/office/drawing/2016/5/12/chartex" xmlns:cx7="http://schemas.microsoft.com/office/drawing/2016/5/13/chartex" xmlns:cx8="http://schemas.microsoft.com/office/drawing/2016/5/14/chartex" xmlns:mc="http://schemas.openxmlformats.org/markup-compatibility/2006" xmlns:aink="http://schemas.microsoft.com/office/drawing/2016/ink" xmlns:am3d="http://schemas.microsoft.com/office/drawing/2017/model3d" xmlns:o="urn:schemas-microsoft-com:office:office" xmlns:oel="http://schemas.microsoft.com/office/2019/extlst" xmlns:r="http://schemas.openxmlformats.org/officeDocument/2006/relationships" xmlns:m="http://schemas.openxmlformats.org/officeDocument/2006/math" xmlns:v="urn:schemas-microsoft-com:vml" xmlns:wp14="http://schemas.microsoft.com/office/word/2010/wordprocessingDrawing" xmlns:wp="http://schemas.openxmlformats.org/drawingml/2006/wordprocessingDrawing" xmlns:w10="urn:schemas-microsoft-com:office:word" xmlns:w="http://schemas.openxmlformats.org/wordprocessingml/2006/main" xmlns:w14="http://schemas.microsoft.com/office/word/2010/wordml" xmlns:w15="http://schemas.microsoft.com/office/word/2012/wordml" xmlns:w16cex="http://schemas.microsoft.com/office/word/2018/wordml/cex" xmlns:w16cid="http://schemas.microsoft.com/office/word/2016/wordml/cid" xmlns:w16="http://schemas.microsoft.com/office/word/2018/wordml" xmlns:w16sdtdh="http://schemas.microsoft.com/office/word/2020/wordml/sdtdatahash" xmlns:w16se="http://schemas.microsoft.com/office/word/2015/wordml/symex" xmlns:wpg="http://schemas.microsoft.com/office/word/2010/wordprocessingGroup" xmlns:wpi="http://schemas.microsoft.com/office/word/2010/wordprocessingInk" xmlns:wne="http://schemas.microsoft.com/office/word/2006/wordml" xmlns:wps="http://schemas.microsoft.com/office/word/2010/wordprocessingShape" mc:Ignorable="w14 w15 w16se w16cid w16 w16cex w16sdtdh wp14">
+  <w:abstractNum w:abstractNumId="0" w15:restartNumberingAfterBreak="0">
     <w:nsid w:val="02D43A11"/>
     <w:multiLevelType w:val="hybridMultilevel"/>
     <w:tmpl w:val="B56C999C"/>
@@ -3182,7 +3122,7 @@
       </w:rPr>
     </w:lvl>
   </w:abstractNum>
-  <w:abstractNum w:abstractNumId="1">
+  <w:abstractNum w:abstractNumId="1" w15:restartNumberingAfterBreak="0">
     <w:nsid w:val="0C88018B"/>
     <w:multiLevelType w:val="hybridMultilevel"/>
     <w:tmpl w:val="D1DC705E"/>
@@ -3271,7 +3211,7 @@
       </w:pPr>
     </w:lvl>
   </w:abstractNum>
-  <w:abstractNum w:abstractNumId="2">
+  <w:abstractNum w:abstractNumId="2" w15:restartNumberingAfterBreak="0">
     <w:nsid w:val="10803F7C"/>
     <w:multiLevelType w:val="multilevel"/>
     <w:tmpl w:val="6122BD0A"/>
@@ -3357,7 +3297,7 @@
       </w:pPr>
     </w:lvl>
   </w:abstractNum>
-  <w:abstractNum w:abstractNumId="3">
+  <w:abstractNum w:abstractNumId="3" w15:restartNumberingAfterBreak="0">
     <w:nsid w:val="175957ED"/>
     <w:multiLevelType w:val="multilevel"/>
     <w:tmpl w:val="81A05B86"/>
@@ -3446,7 +3386,7 @@
       </w:pPr>
     </w:lvl>
   </w:abstractNum>
-  <w:abstractNum w:abstractNumId="4">
+  <w:abstractNum w:abstractNumId="4" w15:restartNumberingAfterBreak="0">
     <w:nsid w:val="1E2B0B85"/>
     <w:multiLevelType w:val="multilevel"/>
     <w:tmpl w:val="5CE08598"/>
@@ -3559,7 +3499,7 @@
       </w:rPr>
     </w:lvl>
   </w:abstractNum>
-  <w:abstractNum w:abstractNumId="5">
+  <w:abstractNum w:abstractNumId="5" w15:restartNumberingAfterBreak="0">
     <w:nsid w:val="22DF7B2E"/>
     <w:multiLevelType w:val="multilevel"/>
     <w:tmpl w:val="EA8C7C4C"/>
@@ -3645,7 +3585,7 @@
       </w:pPr>
     </w:lvl>
   </w:abstractNum>
-  <w:abstractNum w:abstractNumId="6">
+  <w:abstractNum w:abstractNumId="6" w15:restartNumberingAfterBreak="0">
     <w:nsid w:val="38BB26FF"/>
     <w:multiLevelType w:val="hybridMultilevel"/>
     <w:tmpl w:val="2FF29EF6"/>
@@ -3758,7 +3698,7 @@
       </w:rPr>
     </w:lvl>
   </w:abstractNum>
-  <w:abstractNum w:abstractNumId="7">
+  <w:abstractNum w:abstractNumId="7" w15:restartNumberingAfterBreak="0">
     <w:nsid w:val="4E753569"/>
     <w:multiLevelType w:val="multilevel"/>
     <w:tmpl w:val="55F29200"/>
@@ -3880,7 +3820,7 @@
       </w:rPr>
     </w:lvl>
   </w:abstractNum>
-  <w:abstractNum w:abstractNumId="8">
+  <w:abstractNum w:abstractNumId="8" w15:restartNumberingAfterBreak="0">
     <w:nsid w:val="7961403E"/>
     <w:multiLevelType w:val="hybridMultilevel"/>
     <w:tmpl w:val="832804FE"/>
@@ -3992,38 +3932,38 @@
       </w:rPr>
     </w:lvl>
   </w:abstractNum>
-  <w:num w:numId="1">
+  <w:num w:numId="1" w16cid:durableId="631516360">
     <w:abstractNumId w:val="3"/>
   </w:num>
-  <w:num w:numId="2">
+  <w:num w:numId="2" w16cid:durableId="1864392907">
     <w:abstractNumId w:val="4"/>
   </w:num>
-  <w:num w:numId="3">
+  <w:num w:numId="3" w16cid:durableId="894896285">
     <w:abstractNumId w:val="2"/>
   </w:num>
-  <w:num w:numId="4">
+  <w:num w:numId="4" w16cid:durableId="864245026">
     <w:abstractNumId w:val="7"/>
   </w:num>
-  <w:num w:numId="5">
+  <w:num w:numId="5" w16cid:durableId="1875655974">
     <w:abstractNumId w:val="5"/>
   </w:num>
-  <w:num w:numId="6">
+  <w:num w:numId="6" w16cid:durableId="1846280260">
     <w:abstractNumId w:val="6"/>
   </w:num>
-  <w:num w:numId="7">
+  <w:num w:numId="7" w16cid:durableId="2014910732">
     <w:abstractNumId w:val="0"/>
   </w:num>
-  <w:num w:numId="8">
+  <w:num w:numId="8" w16cid:durableId="644509222">
     <w:abstractNumId w:val="8"/>
   </w:num>
-  <w:num w:numId="9">
+  <w:num w:numId="9" w16cid:durableId="116723949">
     <w:abstractNumId w:val="1"/>
   </w:num>
 </w:numbering>
 </file>
 
 <file path=word/styles.xml><?xml version="1.0" encoding="utf-8"?>
-<w:styles xmlns:mc="http://schemas.openxmlformats.org/markup-compatibility/2006" xmlns:r="http://schemas.openxmlformats.org/officeDocument/2006/relationships" xmlns:w="http://schemas.openxmlformats.org/wordprocessingml/2006/main" xmlns:w14="http://schemas.microsoft.com/office/word/2010/wordml" mc:Ignorable="w14">
+<w:styles xmlns:mc="http://schemas.openxmlformats.org/markup-compatibility/2006" xmlns:r="http://schemas.openxmlformats.org/officeDocument/2006/relationships" xmlns:w="http://schemas.openxmlformats.org/wordprocessingml/2006/main" xmlns:w14="http://schemas.microsoft.com/office/word/2010/wordml" xmlns:w15="http://schemas.microsoft.com/office/word/2012/wordml" xmlns:w16cex="http://schemas.microsoft.com/office/word/2018/wordml/cex" xmlns:w16cid="http://schemas.microsoft.com/office/word/2016/wordml/cid" xmlns:w16="http://schemas.microsoft.com/office/word/2018/wordml" xmlns:w16sdtdh="http://schemas.microsoft.com/office/word/2020/wordml/sdtdatahash" xmlns:w16se="http://schemas.microsoft.com/office/word/2015/wordml/symex" mc:Ignorable="w14 w15 w16se w16cid w16 w16cex w16sdtdh">
   <w:docDefaults>
     <w:rPrDefault>
       <w:rPr>
@@ -4039,439 +3979,383 @@
       </w:pPr>
     </w:pPrDefault>
   </w:docDefaults>
-  <w:latentStyles w:defLockedState="0" w:defUIPriority="99" w:defSemiHidden="1" w:defUnhideWhenUsed="1" w:defQFormat="0" w:count="267">
-    <w:lsdException w:name="Normal" w:semiHidden="0" w:uiPriority="0" w:unhideWhenUsed="0" w:qFormat="1"/>
-    <w:lsdException w:name="heading 1" w:semiHidden="0" w:uiPriority="9" w:unhideWhenUsed="0" w:qFormat="1"/>
-    <w:lsdException w:name="heading 2" w:uiPriority="9" w:qFormat="1"/>
-    <w:lsdException w:name="heading 3" w:uiPriority="9" w:qFormat="1"/>
-    <w:lsdException w:name="heading 4" w:uiPriority="9" w:qFormat="1"/>
-    <w:lsdException w:name="heading 5" w:uiPriority="9" w:qFormat="1"/>
-    <w:lsdException w:name="heading 6" w:uiPriority="9" w:qFormat="1"/>
-    <w:lsdException w:name="heading 7" w:uiPriority="9" w:qFormat="1"/>
-    <w:lsdException w:name="heading 8" w:uiPriority="9" w:qFormat="1"/>
-    <w:lsdException w:name="heading 9" w:uiPriority="9" w:qFormat="1"/>
-    <w:lsdException w:name="toc 1" w:uiPriority="39"/>
-    <w:lsdException w:name="toc 2" w:uiPriority="39"/>
-    <w:lsdException w:name="toc 3" w:uiPriority="39"/>
-    <w:lsdException w:name="toc 4" w:uiPriority="39"/>
-    <w:lsdException w:name="toc 5" w:uiPriority="39"/>
-    <w:lsdException w:name="toc 6" w:uiPriority="39"/>
-    <w:lsdException w:name="toc 7" w:uiPriority="39"/>
-    <w:lsdException w:name="toc 8" w:uiPriority="39"/>
-    <w:lsdException w:name="toc 9" w:uiPriority="39"/>
-    <w:lsdException w:name="header" w:uiPriority="0"/>
-    <w:lsdException w:name="caption" w:uiPriority="35" w:qFormat="1"/>
-    <w:lsdException w:name="Title" w:semiHidden="0" w:uiPriority="10" w:unhideWhenUsed="0" w:qFormat="1"/>
-    <w:lsdException w:name="Default Paragraph Font" w:uiPriority="1"/>
-    <w:lsdException w:name="Subtitle" w:semiHidden="0" w:uiPriority="11" w:unhideWhenUsed="0" w:qFormat="1"/>
-    <w:lsdException w:name="Strong" w:semiHidden="0" w:uiPriority="22" w:unhideWhenUsed="0" w:qFormat="1"/>
-    <w:lsdException w:name="Emphasis" w:semiHidden="0" w:uiPriority="20" w:unhideWhenUsed="0" w:qFormat="1"/>
+  <w:latentStyles w:defLockedState="0" w:defUIPriority="99" w:defSemiHidden="0" w:defUnhideWhenUsed="0" w:defQFormat="0" w:count="376">
+    <w:lsdException w:name="Normal" w:uiPriority="0" w:qFormat="1"/>
+    <w:lsdException w:name="heading 1" w:uiPriority="9" w:qFormat="1"/>
+    <w:lsdException w:name="heading 2" w:semiHidden="1" w:uiPriority="9" w:unhideWhenUsed="1" w:qFormat="1"/>
+    <w:lsdException w:name="heading 3" w:semiHidden="1" w:uiPriority="9" w:unhideWhenUsed="1" w:qFormat="1"/>
+    <w:lsdException w:name="heading 4" w:semiHidden="1" w:uiPriority="9" w:unhideWhenUsed="1" w:qFormat="1"/>
+    <w:lsdException w:name="heading 5" w:semiHidden="1" w:uiPriority="9" w:unhideWhenUsed="1" w:qFormat="1"/>
+    <w:lsdException w:name="heading 6" w:semiHidden="1" w:uiPriority="9" w:unhideWhenUsed="1" w:qFormat="1"/>
+    <w:lsdException w:name="heading 7" w:semiHidden="1" w:uiPriority="9" w:unhideWhenUsed="1" w:qFormat="1"/>
+    <w:lsdException w:name="heading 8" w:semiHidden="1" w:uiPriority="9" w:unhideWhenUsed="1" w:qFormat="1"/>
+    <w:lsdException w:name="heading 9" w:semiHidden="1" w:uiPriority="9" w:unhideWhenUsed="1" w:qFormat="1"/>
+    <w:lsdException w:name="index 1" w:semiHidden="1" w:unhideWhenUsed="1"/>
+    <w:lsdException w:name="index 2" w:semiHidden="1" w:unhideWhenUsed="1"/>
+    <w:lsdException w:name="index 3" w:semiHidden="1" w:unhideWhenUsed="1"/>
+    <w:lsdException w:name="index 4" w:semiHidden="1" w:unhideWhenUsed="1"/>
+    <w:lsdException w:name="index 5" w:semiHidden="1" w:unhideWhenUsed="1"/>
+    <w:lsdException w:name="index 6" w:semiHidden="1" w:unhideWhenUsed="1"/>
+    <w:lsdException w:name="index 7" w:semiHidden="1" w:unhideWhenUsed="1"/>
+    <w:lsdException w:name="index 8" w:semiHidden="1" w:unhideWhenUsed="1"/>
+    <w:lsdException w:name="index 9" w:semiHidden="1" w:unhideWhenUsed="1"/>
+    <w:lsdException w:name="toc 1" w:semiHidden="1" w:uiPriority="39" w:unhideWhenUsed="1"/>
+    <w:lsdException w:name="toc 2" w:semiHidden="1" w:uiPriority="39" w:unhideWhenUsed="1"/>
+    <w:lsdException w:name="toc 3" w:semiHidden="1" w:uiPriority="39" w:unhideWhenUsed="1"/>
+    <w:lsdException w:name="toc 4" w:semiHidden="1" w:uiPriority="39" w:unhideWhenUsed="1"/>
+    <w:lsdException w:name="toc 5" w:semiHidden="1" w:uiPriority="39" w:unhideWhenUsed="1"/>
+    <w:lsdException w:name="toc 6" w:semiHidden="1" w:uiPriority="39" w:unhideWhenUsed="1"/>
+    <w:lsdException w:name="toc 7" w:semiHidden="1" w:uiPriority="39" w:unhideWhenUsed="1"/>
+    <w:lsdException w:name="toc 8" w:semiHidden="1" w:uiPriority="39" w:unhideWhenUsed="1"/>
+    <w:lsdException w:name="toc 9" w:semiHidden="1" w:uiPriority="39" w:unhideWhenUsed="1"/>
+    <w:lsdException w:name="Normal Indent" w:semiHidden="1" w:unhideWhenUsed="1"/>
+    <w:lsdException w:name="footnote text" w:semiHidden="1" w:unhideWhenUsed="1"/>
+    <w:lsdException w:name="annotation text" w:semiHidden="1" w:unhideWhenUsed="1"/>
+    <w:lsdException w:name="header" w:semiHidden="1" w:uiPriority="0" w:unhideWhenUsed="1"/>
+    <w:lsdException w:name="footer" w:semiHidden="1" w:unhideWhenUsed="1"/>
+    <w:lsdException w:name="index heading" w:semiHidden="1" w:unhideWhenUsed="1"/>
+    <w:lsdException w:name="caption" w:semiHidden="1" w:uiPriority="35" w:unhideWhenUsed="1" w:qFormat="1"/>
+    <w:lsdException w:name="table of figures" w:semiHidden="1" w:unhideWhenUsed="1"/>
+    <w:lsdException w:name="envelope address" w:semiHidden="1" w:unhideWhenUsed="1"/>
+    <w:lsdException w:name="envelope return" w:semiHidden="1" w:unhideWhenUsed="1"/>
+    <w:lsdException w:name="footnote reference" w:semiHidden="1" w:unhideWhenUsed="1"/>
+    <w:lsdException w:name="annotation reference" w:semiHidden="1" w:unhideWhenUsed="1"/>
+    <w:lsdException w:name="line number" w:semiHidden="1" w:unhideWhenUsed="1"/>
+    <w:lsdException w:name="page number" w:semiHidden="1" w:unhideWhenUsed="1"/>
+    <w:lsdException w:name="endnote reference" w:semiHidden="1" w:unhideWhenUsed="1"/>
+    <w:lsdException w:name="endnote text" w:semiHidden="1" w:unhideWhenUsed="1"/>
+    <w:lsdException w:name="table of authorities" w:semiHidden="1" w:unhideWhenUsed="1"/>
+    <w:lsdException w:name="macro" w:semiHidden="1" w:unhideWhenUsed="1"/>
+    <w:lsdException w:name="toa heading" w:semiHidden="1" w:unhideWhenUsed="1"/>
+    <w:lsdException w:name="List" w:semiHidden="1" w:unhideWhenUsed="1"/>
+    <w:lsdException w:name="List Bullet" w:semiHidden="1" w:unhideWhenUsed="1"/>
+    <w:lsdException w:name="List Number" w:semiHidden="1" w:unhideWhenUsed="1"/>
+    <w:lsdException w:name="List 2" w:semiHidden="1" w:unhideWhenUsed="1"/>
+    <w:lsdException w:name="List 3" w:semiHidden="1" w:unhideWhenUsed="1"/>
+    <w:lsdException w:name="List 4" w:semiHidden="1" w:unhideWhenUsed="1"/>
+    <w:lsdException w:name="List 5" w:semiHidden="1" w:unhideWhenUsed="1"/>
+    <w:lsdException w:name="List Bullet 2" w:semiHidden="1" w:unhideWhenUsed="1"/>
+    <w:lsdException w:name="List Bullet 3" w:semiHidden="1" w:unhideWhenUsed="1"/>
+    <w:lsdException w:name="List Bullet 4" w:semiHidden="1" w:unhideWhenUsed="1"/>
+    <w:lsdException w:name="List Bullet 5" w:semiHidden="1" w:unhideWhenUsed="1"/>
+    <w:lsdException w:name="List Number 2" w:semiHidden="1" w:unhideWhenUsed="1"/>
+    <w:lsdException w:name="List Number 3" w:semiHidden="1" w:unhideWhenUsed="1"/>
+    <w:lsdException w:name="List Number 4" w:semiHidden="1" w:unhideWhenUsed="1"/>
+    <w:lsdException w:name="List Number 5" w:semiHidden="1" w:unhideWhenUsed="1"/>
+    <w:lsdException w:name="Title" w:uiPriority="10" w:qFormat="1"/>
+    <w:lsdException w:name="Closing" w:semiHidden="1" w:unhideWhenUsed="1"/>
+    <w:lsdException w:name="Signature" w:semiHidden="1" w:unhideWhenUsed="1"/>
+    <w:lsdException w:name="Default Paragraph Font" w:semiHidden="1" w:uiPriority="1" w:unhideWhenUsed="1"/>
+    <w:lsdException w:name="Body Text" w:semiHidden="1" w:unhideWhenUsed="1"/>
+    <w:lsdException w:name="Body Text Indent" w:semiHidden="1" w:unhideWhenUsed="1"/>
+    <w:lsdException w:name="List Continue" w:semiHidden="1" w:unhideWhenUsed="1"/>
+    <w:lsdException w:name="List Continue 2" w:semiHidden="1" w:unhideWhenUsed="1"/>
+    <w:lsdException w:name="List Continue 3" w:semiHidden="1" w:unhideWhenUsed="1"/>
+    <w:lsdException w:name="List Continue 4" w:semiHidden="1" w:unhideWhenUsed="1"/>
+    <w:lsdException w:name="List Continue 5" w:semiHidden="1" w:unhideWhenUsed="1"/>
+    <w:lsdException w:name="Message Header" w:semiHidden="1" w:unhideWhenUsed="1"/>
+    <w:lsdException w:name="Subtitle" w:uiPriority="11" w:qFormat="1"/>
+    <w:lsdException w:name="Salutation" w:semiHidden="1" w:unhideWhenUsed="1"/>
+    <w:lsdException w:name="Date" w:semiHidden="1" w:unhideWhenUsed="1"/>
+    <w:lsdException w:name="Body Text First Indent" w:semiHidden="1" w:unhideWhenUsed="1"/>
+    <w:lsdException w:name="Body Text First Indent 2" w:semiHidden="1" w:unhideWhenUsed="1"/>
+    <w:lsdException w:name="Note Heading" w:semiHidden="1" w:unhideWhenUsed="1"/>
+    <w:lsdException w:name="Body Text 2" w:semiHidden="1" w:unhideWhenUsed="1"/>
+    <w:lsdException w:name="Body Text 3" w:semiHidden="1" w:unhideWhenUsed="1"/>
+    <w:lsdException w:name="Body Text Indent 2" w:semiHidden="1" w:unhideWhenUsed="1"/>
+    <w:lsdException w:name="Body Text Indent 3" w:semiHidden="1" w:unhideWhenUsed="1"/>
+    <w:lsdException w:name="Block Text" w:semiHidden="1" w:unhideWhenUsed="1"/>
+    <w:lsdException w:name="Hyperlink" w:semiHidden="1" w:unhideWhenUsed="1"/>
+    <w:lsdException w:name="FollowedHyperlink" w:semiHidden="1" w:unhideWhenUsed="1"/>
+    <w:lsdException w:name="Strong" w:uiPriority="22" w:qFormat="1"/>
+    <w:lsdException w:name="Emphasis" w:uiPriority="20" w:qFormat="1"/>
+    <w:lsdException w:name="Document Map" w:semiHidden="1" w:unhideWhenUsed="1"/>
+    <w:lsdException w:name="Plain Text" w:semiHidden="1" w:unhideWhenUsed="1"/>
+    <w:lsdException w:name="E-mail Signature" w:semiHidden="1" w:unhideWhenUsed="1"/>
+    <w:lsdException w:name="HTML Top of Form" w:semiHidden="1" w:unhideWhenUsed="1"/>
+    <w:lsdException w:name="HTML Bottom of Form" w:semiHidden="1" w:unhideWhenUsed="1"/>
+    <w:lsdException w:name="Normal (Web)" w:semiHidden="1" w:unhideWhenUsed="1"/>
+    <w:lsdException w:name="HTML Acronym" w:semiHidden="1" w:unhideWhenUsed="1"/>
+    <w:lsdException w:name="HTML Address" w:semiHidden="1" w:unhideWhenUsed="1"/>
+    <w:lsdException w:name="HTML Cite" w:semiHidden="1" w:unhideWhenUsed="1"/>
+    <w:lsdException w:name="HTML Code" w:semiHidden="1" w:unhideWhenUsed="1"/>
+    <w:lsdException w:name="HTML Definition" w:semiHidden="1" w:unhideWhenUsed="1"/>
+    <w:lsdException w:name="HTML Keyboard" w:semiHidden="1" w:unhideWhenUsed="1"/>
+    <w:lsdException w:name="HTML Preformatted" w:semiHidden="1" w:unhideWhenUsed="1"/>
+    <w:lsdException w:name="HTML Sample" w:semiHidden="1" w:unhideWhenUsed="1"/>
+    <w:lsdException w:name="HTML Typewriter" w:semiHidden="1" w:unhideWhenUsed="1"/>
+    <w:lsdException w:name="HTML Variable" w:semiHidden="1" w:unhideWhenUsed="1"/>
+    <w:lsdException w:name="Normal Table" w:semiHidden="1" w:unhideWhenUsed="1"/>
+    <w:lsdException w:name="annotation subject" w:semiHidden="1" w:unhideWhenUsed="1"/>
+    <w:lsdException w:name="No List" w:semiHidden="1" w:unhideWhenUsed="1"/>
+    <w:lsdException w:name="Outline List 1" w:semiHidden="1" w:unhideWhenUsed="1"/>
+    <w:lsdException w:name="Outline List 2" w:semiHidden="1" w:unhideWhenUsed="1"/>
+    <w:lsdException w:name="Outline List 3" w:semiHidden="1" w:unhideWhenUsed="1"/>
+    <w:lsdException w:name="Table Simple 1" w:semiHidden="1" w:unhideWhenUsed="1"/>
+    <w:lsdException w:name="Table Simple 2" w:semiHidden="1" w:unhideWhenUsed="1"/>
+    <w:lsdException w:name="Table Simple 3" w:semiHidden="1" w:unhideWhenUsed="1"/>
+    <w:lsdException w:name="Table Classic 1" w:semiHidden="1" w:unhideWhenUsed="1"/>
+    <w:lsdException w:name="Table Classic 2" w:semiHidden="1" w:unhideWhenUsed="1"/>
+    <w:lsdException w:name="Table Classic 3" w:semiHidden="1" w:unhideWhenUsed="1"/>
+    <w:lsdException w:name="Table Classic 4" w:semiHidden="1" w:unhideWhenUsed="1"/>
+    <w:lsdException w:name="Table Colorful 1" w:semiHidden="1" w:unhideWhenUsed="1"/>
+    <w:lsdException w:name="Table Colorful 2" w:semiHidden="1" w:unhideWhenUsed="1"/>
+    <w:lsdException w:name="Table Colorful 3" w:semiHidden="1" w:unhideWhenUsed="1"/>
+    <w:lsdException w:name="Table Columns 1" w:semiHidden="1" w:unhideWhenUsed="1"/>
+    <w:lsdException w:name="Table Columns 2" w:semiHidden="1" w:unhideWhenUsed="1"/>
+    <w:lsdException w:name="Table Columns 3" w:semiHidden="1" w:unhideWhenUsed="1"/>
+    <w:lsdException w:name="Table Columns 4" w:semiHidden="1" w:unhideWhenUsed="1"/>
+    <w:lsdException w:name="Table Columns 5" w:semiHidden="1" w:unhideWhenUsed="1"/>
+    <w:lsdException w:name="Table Grid 1" w:semiHidden="1" w:unhideWhenUsed="1"/>
+    <w:lsdException w:name="Table Grid 2" w:semiHidden="1" w:unhideWhenUsed="1"/>
+    <w:lsdException w:name="Table Grid 3" w:semiHidden="1" w:unhideWhenUsed="1"/>
+    <w:lsdException w:name="Table Grid 4" w:semiHidden="1" w:unhideWhenUsed="1"/>
+    <w:lsdException w:name="Table Grid 5" w:semiHidden="1" w:unhideWhenUsed="1"/>
+    <w:lsdException w:name="Table Grid 6" w:semiHidden="1" w:unhideWhenUsed="1"/>
+    <w:lsdException w:name="Table Grid 7" w:semiHidden="1" w:unhideWhenUsed="1"/>
+    <w:lsdException w:name="Table Grid 8" w:semiHidden="1" w:unhideWhenUsed="1"/>
+    <w:lsdException w:name="Table List 1" w:semiHidden="1" w:unhideWhenUsed="1"/>
+    <w:lsdException w:name="Table List 2" w:semiHidden="1" w:unhideWhenUsed="1"/>
+    <w:lsdException w:name="Table List 3" w:semiHidden="1" w:unhideWhenUsed="1"/>
+    <w:lsdException w:name="Table List 4" w:semiHidden="1" w:unhideWhenUsed="1"/>
+    <w:lsdException w:name="Table List 5" w:semiHidden="1" w:unhideWhenUsed="1"/>
+    <w:lsdException w:name="Table List 6" w:semiHidden="1" w:unhideWhenUsed="1"/>
+    <w:lsdException w:name="Table List 7" w:semiHidden="1" w:unhideWhenUsed="1"/>
+    <w:lsdException w:name="Table List 8" w:semiHidden="1" w:unhideWhenUsed="1"/>
+    <w:lsdException w:name="Table 3D effects 1" w:semiHidden="1" w:unhideWhenUsed="1"/>
+    <w:lsdException w:name="Table 3D effects 2" w:semiHidden="1" w:unhideWhenUsed="1"/>
+    <w:lsdException w:name="Table 3D effects 3" w:semiHidden="1" w:unhideWhenUsed="1"/>
+    <w:lsdException w:name="Table Contemporary" w:semiHidden="1" w:unhideWhenUsed="1"/>
+    <w:lsdException w:name="Table Elegant" w:semiHidden="1" w:unhideWhenUsed="1"/>
+    <w:lsdException w:name="Table Professional" w:semiHidden="1" w:unhideWhenUsed="1"/>
+    <w:lsdException w:name="Table Subtle 1" w:semiHidden="1" w:unhideWhenUsed="1"/>
+    <w:lsdException w:name="Table Subtle 2" w:semiHidden="1" w:unhideWhenUsed="1"/>
+    <w:lsdException w:name="Table Web 1" w:semiHidden="1" w:unhideWhenUsed="1"/>
+    <w:lsdException w:name="Table Web 2" w:semiHidden="1" w:unhideWhenUsed="1"/>
+    <w:lsdException w:name="Table Web 3" w:semiHidden="1" w:unhideWhenUsed="1"/>
+    <w:lsdException w:name="Balloon Text" w:semiHidden="1" w:unhideWhenUsed="1"/>
     <w:lsdException w:name="Table Grid" w:uiPriority="39"/>
-    <w:lsdException w:name="Placeholder Text" w:unhideWhenUsed="0"/>
-    <w:lsdException w:name="No Spacing" w:semiHidden="0" w:uiPriority="1" w:unhideWhenUsed="0" w:qFormat="1"/>
-    <w:lsdException w:name="Light Shading" w:semiHidden="0" w:uiPriority="60" w:unhideWhenUsed="0"/>
-    <w:lsdException w:name="Light List" w:semiHidden="0" w:uiPriority="61" w:unhideWhenUsed="0"/>
-    <w:lsdException w:name="Light Grid" w:semiHidden="0" w:uiPriority="62" w:unhideWhenUsed="0"/>
-    <w:lsdException w:name="Medium Shading 1" w:semiHidden="0" w:uiPriority="63" w:unhideWhenUsed="0"/>
-    <w:lsdException w:name="Medium Shading 2" w:semiHidden="0" w:uiPriority="64" w:unhideWhenUsed="0"/>
-    <w:lsdException w:name="Medium List 1" w:semiHidden="0" w:uiPriority="65" w:unhideWhenUsed="0"/>
-    <w:lsdException w:name="Medium List 2" w:semiHidden="0" w:uiPriority="66" w:unhideWhenUsed="0"/>
-    <w:lsdException w:name="Medium Grid 1" w:semiHidden="0" w:uiPriority="67" w:unhideWhenUsed="0"/>
-    <w:lsdException w:name="Medium Grid 2" w:semiHidden="0" w:uiPriority="68" w:unhideWhenUsed="0"/>
-    <w:lsdException w:name="Medium Grid 3" w:semiHidden="0" w:uiPriority="69" w:unhideWhenUsed="0"/>
-    <w:lsdException w:name="Dark List" w:semiHidden="0" w:uiPriority="70" w:unhideWhenUsed="0"/>
-    <w:lsdException w:name="Colorful Shading" w:semiHidden="0" w:uiPriority="71" w:unhideWhenUsed="0"/>
-    <w:lsdException w:name="Colorful List" w:semiHidden="0" w:uiPriority="72" w:unhideWhenUsed="0"/>
-    <w:lsdException w:name="Colorful Grid" w:semiHidden="0" w:uiPriority="73" w:unhideWhenUsed="0"/>
-    <w:lsdException w:name="Light Shading Accent 1" w:semiHidden="0" w:uiPriority="60" w:unhideWhenUsed="0"/>
-    <w:lsdException w:name="Light List Accent 1" w:semiHidden="0" w:uiPriority="61" w:unhideWhenUsed="0"/>
-    <w:lsdException w:name="Light Grid Accent 1" w:semiHidden="0" w:uiPriority="62" w:unhideWhenUsed="0"/>
-    <w:lsdException w:name="Medium Shading 1 Accent 1" w:semiHidden="0" w:uiPriority="63" w:unhideWhenUsed="0"/>
-    <w:lsdException w:name="Medium Shading 2 Accent 1" w:semiHidden="0" w:uiPriority="64" w:unhideWhenUsed="0"/>
-    <w:lsdException w:name="Medium List 1 Accent 1" w:semiHidden="0" w:uiPriority="65" w:unhideWhenUsed="0"/>
-    <w:lsdException w:name="Revision" w:unhideWhenUsed="0"/>
-    <w:lsdException w:name="List Paragraph" w:semiHidden="0" w:uiPriority="34" w:unhideWhenUsed="0" w:qFormat="1"/>
-    <w:lsdException w:name="Quote" w:semiHidden="0" w:uiPriority="29" w:unhideWhenUsed="0" w:qFormat="1"/>
-    <w:lsdException w:name="Intense Quote" w:semiHidden="0" w:uiPriority="30" w:unhideWhenUsed="0" w:qFormat="1"/>
-    <w:lsdException w:name="Medium List 2 Accent 1" w:semiHidden="0" w:uiPriority="66" w:unhideWhenUsed="0"/>
-    <w:lsdException w:name="Medium Grid 1 Accent 1" w:semiHidden="0" w:uiPriority="67" w:unhideWhenUsed="0"/>
-    <w:lsdException w:name="Medium Grid 2 Accent 1" w:semiHidden="0" w:uiPriority="68" w:unhideWhenUsed="0"/>
-    <w:lsdException w:name="Medium Grid 3 Accent 1" w:semiHidden="0" w:uiPriority="69" w:unhideWhenUsed="0"/>
-    <w:lsdException w:name="Dark List Accent 1" w:semiHidden="0" w:uiPriority="70" w:unhideWhenUsed="0"/>
-    <w:lsdException w:name="Colorful Shading Accent 1" w:semiHidden="0" w:uiPriority="71" w:unhideWhenUsed="0"/>
-    <w:lsdException w:name="Colorful List Accent 1" w:semiHidden="0" w:uiPriority="72" w:unhideWhenUsed="0"/>
-    <w:lsdException w:name="Colorful Grid Accent 1" w:semiHidden="0" w:uiPriority="73" w:unhideWhenUsed="0"/>
-    <w:lsdException w:name="Light Shading Accent 2" w:semiHidden="0" w:uiPriority="60" w:unhideWhenUsed="0"/>
-    <w:lsdException w:name="Light List Accent 2" w:semiHidden="0" w:uiPriority="61" w:unhideWhenUsed="0"/>
-    <w:lsdException w:name="Light Grid Accent 2" w:semiHidden="0" w:uiPriority="62" w:unhideWhenUsed="0"/>
-    <w:lsdException w:name="Medium Shading 1 Accent 2" w:semiHidden="0" w:uiPriority="63" w:unhideWhenUsed="0"/>
-    <w:lsdException w:name="Medium Shading 2 Accent 2" w:semiHidden="0" w:uiPriority="64" w:unhideWhenUsed="0"/>
-    <w:lsdException w:name="Medium List 1 Accent 2" w:semiHidden="0" w:uiPriority="65" w:unhideWhenUsed="0"/>
-    <w:lsdException w:name="Medium List 2 Accent 2" w:semiHidden="0" w:uiPriority="66" w:unhideWhenUsed="0"/>
-    <w:lsdException w:name="Medium Grid 1 Accent 2" w:semiHidden="0" w:uiPriority="67" w:unhideWhenUsed="0"/>
-    <w:lsdException w:name="Medium Grid 2 Accent 2" w:semiHidden="0" w:uiPriority="68" w:unhideWhenUsed="0"/>
-    <w:lsdException w:name="Medium Grid 3 Accent 2" w:semiHidden="0" w:uiPriority="69" w:unhideWhenUsed="0"/>
-    <w:lsdException w:name="Dark List Accent 2" w:semiHidden="0" w:uiPriority="70" w:unhideWhenUsed="0"/>
-    <w:lsdException w:name="Colorful Shading Accent 2" w:semiHidden="0" w:uiPriority="71" w:unhideWhenUsed="0"/>
-    <w:lsdException w:name="Colorful List Accent 2" w:semiHidden="0" w:uiPriority="72" w:unhideWhenUsed="0"/>
-    <w:lsdException w:name="Colorful Grid Accent 2" w:semiHidden="0" w:uiPriority="73" w:unhideWhenUsed="0"/>
-    <w:lsdException w:name="Light Shading Accent 3" w:semiHidden="0" w:uiPriority="60" w:unhideWhenUsed="0"/>
-    <w:lsdException w:name="Light List Accent 3" w:semiHidden="0" w:uiPriority="61" w:unhideWhenUsed="0"/>
-    <w:lsdException w:name="Light Grid Accent 3" w:semiHidden="0" w:uiPriority="62" w:unhideWhenUsed="0"/>
-    <w:lsdException w:name="Medium Shading 1 Accent 3" w:semiHidden="0" w:uiPriority="63" w:unhideWhenUsed="0"/>
-    <w:lsdException w:name="Medium Shading 2 Accent 3" w:semiHidden="0" w:uiPriority="64" w:unhideWhenUsed="0"/>
-    <w:lsdException w:name="Medium List 1 Accent 3" w:semiHidden="0" w:uiPriority="65" w:unhideWhenUsed="0"/>
-    <w:lsdException w:name="Medium List 2 Accent 3" w:semiHidden="0" w:uiPriority="66" w:unhideWhenUsed="0"/>
-    <w:lsdException w:name="Medium Grid 1 Accent 3" w:semiHidden="0" w:uiPriority="67" w:unhideWhenUsed="0"/>
-    <w:lsdException w:name="Medium Grid 2 Accent 3" w:semiHidden="0" w:uiPriority="68" w:unhideWhenUsed="0"/>
-    <w:lsdException w:name="Medium Grid 3 Accent 3" w:semiHidden="0" w:uiPriority="69" w:unhideWhenUsed="0"/>
-    <w:lsdException w:name="Dark List Accent 3" w:semiHidden="0" w:uiPriority="70" w:unhideWhenUsed="0"/>
-    <w:lsdException w:name="Colorful Shading Accent 3" w:semiHidden="0" w:uiPriority="71" w:unhideWhenUsed="0"/>
-    <w:lsdException w:name="Colorful List Accent 3" w:semiHidden="0" w:uiPriority="72" w:unhideWhenUsed="0"/>
-    <w:lsdException w:name="Colorful Grid Accent 3" w:semiHidden="0" w:uiPriority="73" w:unhideWhenUsed="0"/>
-    <w:lsdException w:name="Light Shading Accent 4" w:semiHidden="0" w:uiPriority="60" w:unhideWhenUsed="0"/>
-    <w:lsdException w:name="Light List Accent 4" w:semiHidden="0" w:uiPriority="61" w:unhideWhenUsed="0"/>
-    <w:lsdException w:name="Light Grid Accent 4" w:semiHidden="0" w:uiPriority="62" w:unhideWhenUsed="0"/>
-    <w:lsdException w:name="Medium Shading 1 Accent 4" w:semiHidden="0" w:uiPriority="63" w:unhideWhenUsed="0"/>
-    <w:lsdException w:name="Medium Shading 2 Accent 4" w:semiHidden="0" w:uiPriority="64" w:unhideWhenUsed="0"/>
-    <w:lsdException w:name="Medium List 1 Accent 4" w:semiHidden="0" w:uiPriority="65" w:unhideWhenUsed="0"/>
-    <w:lsdException w:name="Medium List 2 Accent 4" w:semiHidden="0" w:uiPriority="66" w:unhideWhenUsed="0"/>
-    <w:lsdException w:name="Medium Grid 1 Accent 4" w:semiHidden="0" w:uiPriority="67" w:unhideWhenUsed="0"/>
-    <w:lsdException w:name="Medium Grid 2 Accent 4" w:semiHidden="0" w:uiPriority="68" w:unhideWhenUsed="0"/>
-    <w:lsdException w:name="Medium Grid 3 Accent 4" w:semiHidden="0" w:uiPriority="69" w:unhideWhenUsed="0"/>
-    <w:lsdException w:name="Dark List Accent 4" w:semiHidden="0" w:uiPriority="70" w:unhideWhenUsed="0"/>
-    <w:lsdException w:name="Colorful Shading Accent 4" w:semiHidden="0" w:uiPriority="71" w:unhideWhenUsed="0"/>
-    <w:lsdException w:name="Colorful List Accent 4" w:semiHidden="0" w:uiPriority="72" w:unhideWhenUsed="0"/>
-    <w:lsdException w:name="Colorful Grid Accent 4" w:semiHidden="0" w:uiPriority="73" w:unhideWhenUsed="0"/>
-    <w:lsdException w:name="Light Shading Accent 5" w:semiHidden="0" w:uiPriority="60" w:unhideWhenUsed="0"/>
-    <w:lsdException w:name="Light List Accent 5" w:semiHidden="0" w:uiPriority="61" w:unhideWhenUsed="0"/>
-    <w:lsdException w:name="Light Grid Accent 5" w:semiHidden="0" w:uiPriority="62" w:unhideWhenUsed="0"/>
-    <w:lsdException w:name="Medium Shading 1 Accent 5" w:semiHidden="0" w:uiPriority="63" w:unhideWhenUsed="0"/>
-    <w:lsdException w:name="Medium Shading 2 Accent 5" w:semiHidden="0" w:uiPriority="64" w:unhideWhenUsed="0"/>
-    <w:lsdException w:name="Medium List 1 Accent 5" w:semiHidden="0" w:uiPriority="65" w:unhideWhenUsed="0"/>
-    <w:lsdException w:name="Medium List 2 Accent 5" w:semiHidden="0" w:uiPriority="66" w:unhideWhenUsed="0"/>
-    <w:lsdException w:name="Medium Grid 1 Accent 5" w:semiHidden="0" w:uiPriority="67" w:unhideWhenUsed="0"/>
-    <w:lsdException w:name="Medium Grid 2 Accent 5" w:semiHidden="0" w:uiPriority="68" w:unhideWhenUsed="0"/>
-    <w:lsdException w:name="Medium Grid 3 Accent 5" w:semiHidden="0" w:uiPriority="69" w:unhideWhenUsed="0"/>
-    <w:lsdException w:name="Dark List Accent 5" w:semiHidden="0" w:uiPriority="70" w:unhideWhenUsed="0"/>
-    <w:lsdException w:name="Colorful Shading Accent 5" w:semiHidden="0" w:uiPriority="71" w:unhideWhenUsed="0"/>
-    <w:lsdException w:name="Colorful List Accent 5" w:semiHidden="0" w:uiPriority="72" w:unhideWhenUsed="0"/>
-    <w:lsdException w:name="Colorful Grid Accent 5" w:semiHidden="0" w:uiPriority="73" w:unhideWhenUsed="0"/>
-    <w:lsdException w:name="Light Shading Accent 6" w:semiHidden="0" w:uiPriority="60" w:unhideWhenUsed="0"/>
-    <w:lsdException w:name="Light List Accent 6" w:semiHidden="0" w:uiPriority="61" w:unhideWhenUsed="0"/>
-    <w:lsdException w:name="Light Grid Accent 6" w:semiHidden="0" w:uiPriority="62" w:unhideWhenUsed="0"/>
-    <w:lsdException w:name="Medium Shading 1 Accent 6" w:semiHidden="0" w:uiPriority="63" w:unhideWhenUsed="0"/>
-    <w:lsdException w:name="Medium Shading 2 Accent 6" w:semiHidden="0" w:uiPriority="64" w:unhideWhenUsed="0"/>
-    <w:lsdException w:name="Medium List 1 Accent 6" w:semiHidden="0" w:uiPriority="65" w:unhideWhenUsed="0"/>
-    <w:lsdException w:name="Medium List 2 Accent 6" w:semiHidden="0" w:uiPriority="66" w:unhideWhenUsed="0"/>
-    <w:lsdException w:name="Medium Grid 1 Accent 6" w:semiHidden="0" w:uiPriority="67" w:unhideWhenUsed="0"/>
-    <w:lsdException w:name="Medium Grid 2 Accent 6" w:semiHidden="0" w:uiPriority="68" w:unhideWhenUsed="0"/>
-    <w:lsdException w:name="Medium Grid 3 Accent 6" w:semiHidden="0" w:uiPriority="69" w:unhideWhenUsed="0"/>
-    <w:lsdException w:name="Dark List Accent 6" w:semiHidden="0" w:uiPriority="70" w:unhideWhenUsed="0"/>
-    <w:lsdException w:name="Colorful Shading Accent 6" w:semiHidden="0" w:uiPriority="71" w:unhideWhenUsed="0"/>
-    <w:lsdException w:name="Colorful List Accent 6" w:semiHidden="0" w:uiPriority="72" w:unhideWhenUsed="0"/>
-    <w:lsdException w:name="Colorful Grid Accent 6" w:semiHidden="0" w:uiPriority="73" w:unhideWhenUsed="0"/>
-    <w:lsdException w:name="Subtle Emphasis" w:semiHidden="0" w:uiPriority="19" w:unhideWhenUsed="0" w:qFormat="1"/>
-    <w:lsdException w:name="Intense Emphasis" w:semiHidden="0" w:uiPriority="21" w:unhideWhenUsed="0" w:qFormat="1"/>
-    <w:lsdException w:name="Subtle Reference" w:semiHidden="0" w:uiPriority="31" w:unhideWhenUsed="0" w:qFormat="1"/>
-    <w:lsdException w:name="Intense Reference" w:semiHidden="0" w:uiPriority="32" w:unhideWhenUsed="0" w:qFormat="1"/>
-    <w:lsdException w:name="Book Title" w:semiHidden="0" w:uiPriority="33" w:unhideWhenUsed="0" w:qFormat="1"/>
-    <w:lsdException w:name="Bibliography" w:uiPriority="37"/>
-    <w:lsdException w:name="TOC Heading" w:uiPriority="39" w:qFormat="1"/>
-  </w:latentStyles>
-  <w:style w:type="paragraph" w:default="1" w:styleId="Normal">
-    <w:name w:val="Normal"/>
-    <w:qFormat/>
-    <w:rsid w:val="000711F9"/>
-    <w:pPr>
-      <w:spacing w:after="0" w:line="240" w:lineRule="auto"/>
-    </w:pPr>
-    <w:rPr>
-      <w:rFonts w:ascii="Times New Roman" w:eastAsia="Times New Roman" w:hAnsi="Times New Roman" w:cs="Times New Roman"/>
-      <w:sz w:val="24"/>
-      <w:szCs w:val="24"/>
-    </w:rPr>
-  </w:style>
-  <w:style w:type="character" w:default="1" w:styleId="DefaultParagraphFont">
-    <w:name w:val="Default Paragraph Font"/>
-    <w:uiPriority w:val="1"/>
-    <w:semiHidden/>
-    <w:unhideWhenUsed/>
-  </w:style>
-  <w:style w:type="table" w:default="1" w:styleId="TableNormal">
-    <w:name w:val="Normal Table"/>
-    <w:uiPriority w:val="99"/>
-    <w:semiHidden/>
-    <w:unhideWhenUsed/>
-    <w:tblPr>
-      <w:tblInd w:w="0" w:type="dxa"/>
-      <w:tblCellMar>
-        <w:top w:w="0" w:type="dxa"/>
-        <w:left w:w="108" w:type="dxa"/>
-        <w:bottom w:w="0" w:type="dxa"/>
-        <w:right w:w="108" w:type="dxa"/>
-      </w:tblCellMar>
-    </w:tblPr>
-  </w:style>
-  <w:style w:type="numbering" w:default="1" w:styleId="NoList">
-    <w:name w:val="No List"/>
-    <w:uiPriority w:val="99"/>
-    <w:semiHidden/>
-    <w:unhideWhenUsed/>
-  </w:style>
-  <w:style w:type="paragraph" w:styleId="ListParagraph">
-    <w:name w:val="List Paragraph"/>
-    <w:basedOn w:val="Normal"/>
-    <w:uiPriority w:val="34"/>
-    <w:qFormat/>
-    <w:rsid w:val="000711F9"/>
-    <w:pPr>
-      <w:ind w:left="720"/>
-      <w:contextualSpacing/>
-    </w:pPr>
-  </w:style>
-  <w:style w:type="paragraph" w:styleId="Header">
-    <w:name w:val="header"/>
-    <w:basedOn w:val="Normal"/>
-    <w:link w:val="HeaderChar"/>
-    <w:rsid w:val="000711F9"/>
-    <w:pPr>
-      <w:tabs>
-        <w:tab w:val="center" w:pos="4320"/>
-        <w:tab w:val="right" w:pos="8640"/>
-      </w:tabs>
-    </w:pPr>
-    <w:rPr>
-      <w:sz w:val="20"/>
-      <w:szCs w:val="20"/>
-    </w:rPr>
-  </w:style>
-  <w:style w:type="character" w:customStyle="1" w:styleId="HeaderChar">
-    <w:name w:val="Header Char"/>
-    <w:basedOn w:val="DefaultParagraphFont"/>
-    <w:link w:val="Header"/>
-    <w:rsid w:val="000711F9"/>
-    <w:rPr>
-      <w:rFonts w:ascii="Times New Roman" w:eastAsia="Times New Roman" w:hAnsi="Times New Roman" w:cs="Times New Roman"/>
-      <w:sz w:val="20"/>
-      <w:szCs w:val="20"/>
-    </w:rPr>
-  </w:style>
-  <w:style w:type="paragraph" w:styleId="Footer">
-    <w:name w:val="footer"/>
-    <w:basedOn w:val="Normal"/>
-    <w:link w:val="FooterChar"/>
-    <w:uiPriority w:val="99"/>
-    <w:rsid w:val="000711F9"/>
-    <w:pPr>
-      <w:tabs>
-        <w:tab w:val="center" w:pos="4320"/>
-        <w:tab w:val="right" w:pos="8640"/>
-      </w:tabs>
-    </w:pPr>
-    <w:rPr>
-      <w:sz w:val="20"/>
-      <w:szCs w:val="20"/>
-    </w:rPr>
-  </w:style>
-  <w:style w:type="character" w:customStyle="1" w:styleId="FooterChar">
-    <w:name w:val="Footer Char"/>
-    <w:basedOn w:val="DefaultParagraphFont"/>
-    <w:link w:val="Footer"/>
-    <w:uiPriority w:val="99"/>
-    <w:rsid w:val="000711F9"/>
-    <w:rPr>
-      <w:rFonts w:ascii="Times New Roman" w:eastAsia="Times New Roman" w:hAnsi="Times New Roman" w:cs="Times New Roman"/>
-      <w:sz w:val="20"/>
-      <w:szCs w:val="20"/>
-    </w:rPr>
-  </w:style>
-  <w:style w:type="paragraph" w:styleId="BalloonText">
-    <w:name w:val="Balloon Text"/>
-    <w:basedOn w:val="Normal"/>
-    <w:link w:val="BalloonTextChar"/>
-    <w:uiPriority w:val="99"/>
-    <w:semiHidden/>
-    <w:unhideWhenUsed/>
-    <w:rsid w:val="00A96FE7"/>
-    <w:rPr>
-      <w:rFonts w:ascii="Tahoma" w:hAnsi="Tahoma" w:cs="Tahoma"/>
-      <w:sz w:val="16"/>
-      <w:szCs w:val="16"/>
-    </w:rPr>
-  </w:style>
-  <w:style w:type="character" w:customStyle="1" w:styleId="BalloonTextChar">
-    <w:name w:val="Balloon Text Char"/>
-    <w:basedOn w:val="DefaultParagraphFont"/>
-    <w:link w:val="BalloonText"/>
-    <w:uiPriority w:val="99"/>
-    <w:semiHidden/>
-    <w:rsid w:val="00A96FE7"/>
-    <w:rPr>
-      <w:rFonts w:ascii="Tahoma" w:eastAsia="Times New Roman" w:hAnsi="Tahoma" w:cs="Tahoma"/>
-      <w:sz w:val="16"/>
-      <w:szCs w:val="16"/>
-    </w:rPr>
-  </w:style>
-</w:styles>
-</file>
-
-<file path=word/stylesWithEffects.xml><?xml version="1.0" encoding="utf-8"?>
-<w:styles xmlns:wpc="http://schemas.microsoft.com/office/word/2010/wordprocessingCanvas" xmlns:mc="http://schemas.openxmlformats.org/markup-compatibility/2006" xmlns:o="urn:schemas-microsoft-com:office:office" xmlns:r="http://schemas.openxmlformats.org/officeDocument/2006/relationships" xmlns:m="http://schemas.openxmlformats.org/officeDocument/2006/math" xmlns:v="urn:schemas-microsoft-com:vml" xmlns:wp14="http://schemas.microsoft.com/office/word/2010/wordprocessingDrawing" xmlns:wp="http://schemas.openxmlformats.org/drawingml/2006/wordprocessingDrawing" xmlns:w10="urn:schemas-microsoft-com:office:word" xmlns:w="http://schemas.openxmlformats.org/wordprocessingml/2006/main" xmlns:w14="http://schemas.microsoft.com/office/word/2010/wordml" xmlns:wpg="http://schemas.microsoft.com/office/word/2010/wordprocessingGroup" xmlns:wpi="http://schemas.microsoft.com/office/word/2010/wordprocessingInk" xmlns:wne="http://schemas.microsoft.com/office/word/2006/wordml" xmlns:wps="http://schemas.microsoft.com/office/word/2010/wordprocessingShape" mc:Ignorable="w14 wp14">
-  <w:docDefaults>
-    <w:rPrDefault>
-      <w:rPr>
-        <w:rFonts w:asciiTheme="minorHAnsi" w:eastAsiaTheme="minorHAnsi" w:hAnsiTheme="minorHAnsi" w:cstheme="minorBidi"/>
-        <w:sz w:val="22"/>
-        <w:szCs w:val="22"/>
-        <w:lang w:val="en-US" w:eastAsia="en-US" w:bidi="ar-SA"/>
-      </w:rPr>
-    </w:rPrDefault>
-    <w:pPrDefault>
-      <w:pPr>
-        <w:spacing w:after="160" w:line="259" w:lineRule="auto"/>
-      </w:pPr>
-    </w:pPrDefault>
-  </w:docDefaults>
-  <w:latentStyles w:defLockedState="0" w:defUIPriority="99" w:defSemiHidden="1" w:defUnhideWhenUsed="1" w:defQFormat="0" w:count="267">
-    <w:lsdException w:name="Normal" w:semiHidden="0" w:uiPriority="0" w:unhideWhenUsed="0" w:qFormat="1"/>
-    <w:lsdException w:name="heading 1" w:semiHidden="0" w:uiPriority="9" w:unhideWhenUsed="0" w:qFormat="1"/>
-    <w:lsdException w:name="heading 2" w:uiPriority="9" w:qFormat="1"/>
-    <w:lsdException w:name="heading 3" w:uiPriority="9" w:qFormat="1"/>
-    <w:lsdException w:name="heading 4" w:uiPriority="9" w:qFormat="1"/>
-    <w:lsdException w:name="heading 5" w:uiPriority="9" w:qFormat="1"/>
-    <w:lsdException w:name="heading 6" w:uiPriority="9" w:qFormat="1"/>
-    <w:lsdException w:name="heading 7" w:uiPriority="9" w:qFormat="1"/>
-    <w:lsdException w:name="heading 8" w:uiPriority="9" w:qFormat="1"/>
-    <w:lsdException w:name="heading 9" w:uiPriority="9" w:qFormat="1"/>
-    <w:lsdException w:name="toc 1" w:uiPriority="39"/>
-    <w:lsdException w:name="toc 2" w:uiPriority="39"/>
-    <w:lsdException w:name="toc 3" w:uiPriority="39"/>
-    <w:lsdException w:name="toc 4" w:uiPriority="39"/>
-    <w:lsdException w:name="toc 5" w:uiPriority="39"/>
-    <w:lsdException w:name="toc 6" w:uiPriority="39"/>
-    <w:lsdException w:name="toc 7" w:uiPriority="39"/>
-    <w:lsdException w:name="toc 8" w:uiPriority="39"/>
-    <w:lsdException w:name="toc 9" w:uiPriority="39"/>
-    <w:lsdException w:name="header" w:uiPriority="0"/>
-    <w:lsdException w:name="caption" w:uiPriority="35" w:qFormat="1"/>
-    <w:lsdException w:name="Title" w:semiHidden="0" w:uiPriority="10" w:unhideWhenUsed="0" w:qFormat="1"/>
-    <w:lsdException w:name="Default Paragraph Font" w:uiPriority="1"/>
-    <w:lsdException w:name="Subtitle" w:semiHidden="0" w:uiPriority="11" w:unhideWhenUsed="0" w:qFormat="1"/>
-    <w:lsdException w:name="Strong" w:semiHidden="0" w:uiPriority="22" w:unhideWhenUsed="0" w:qFormat="1"/>
-    <w:lsdException w:name="Emphasis" w:semiHidden="0" w:uiPriority="20" w:unhideWhenUsed="0" w:qFormat="1"/>
-    <w:lsdException w:name="Table Grid" w:uiPriority="39"/>
-    <w:lsdException w:name="Placeholder Text" w:unhideWhenUsed="0"/>
-    <w:lsdException w:name="No Spacing" w:semiHidden="0" w:uiPriority="1" w:unhideWhenUsed="0" w:qFormat="1"/>
-    <w:lsdException w:name="Light Shading" w:semiHidden="0" w:uiPriority="60" w:unhideWhenUsed="0"/>
-    <w:lsdException w:name="Light List" w:semiHidden="0" w:uiPriority="61" w:unhideWhenUsed="0"/>
-    <w:lsdException w:name="Light Grid" w:semiHidden="0" w:uiPriority="62" w:unhideWhenUsed="0"/>
-    <w:lsdException w:name="Medium Shading 1" w:semiHidden="0" w:uiPriority="63" w:unhideWhenUsed="0"/>
-    <w:lsdException w:name="Medium Shading 2" w:semiHidden="0" w:uiPriority="64" w:unhideWhenUsed="0"/>
-    <w:lsdException w:name="Medium List 1" w:semiHidden="0" w:uiPriority="65" w:unhideWhenUsed="0"/>
-    <w:lsdException w:name="Medium List 2" w:semiHidden="0" w:uiPriority="66" w:unhideWhenUsed="0"/>
-    <w:lsdException w:name="Medium Grid 1" w:semiHidden="0" w:uiPriority="67" w:unhideWhenUsed="0"/>
-    <w:lsdException w:name="Medium Grid 2" w:semiHidden="0" w:uiPriority="68" w:unhideWhenUsed="0"/>
-    <w:lsdException w:name="Medium Grid 3" w:semiHidden="0" w:uiPriority="69" w:unhideWhenUsed="0"/>
-    <w:lsdException w:name="Dark List" w:semiHidden="0" w:uiPriority="70" w:unhideWhenUsed="0"/>
-    <w:lsdException w:name="Colorful Shading" w:semiHidden="0" w:uiPriority="71" w:unhideWhenUsed="0"/>
-    <w:lsdException w:name="Colorful List" w:semiHidden="0" w:uiPriority="72" w:unhideWhenUsed="0"/>
-    <w:lsdException w:name="Colorful Grid" w:semiHidden="0" w:uiPriority="73" w:unhideWhenUsed="0"/>
-    <w:lsdException w:name="Light Shading Accent 1" w:semiHidden="0" w:uiPriority="60" w:unhideWhenUsed="0"/>
-    <w:lsdException w:name="Light List Accent 1" w:semiHidden="0" w:uiPriority="61" w:unhideWhenUsed="0"/>
-    <w:lsdException w:name="Light Grid Accent 1" w:semiHidden="0" w:uiPriority="62" w:unhideWhenUsed="0"/>
-    <w:lsdException w:name="Medium Shading 1 Accent 1" w:semiHidden="0" w:uiPriority="63" w:unhideWhenUsed="0"/>
-    <w:lsdException w:name="Medium Shading 2 Accent 1" w:semiHidden="0" w:uiPriority="64" w:unhideWhenUsed="0"/>
-    <w:lsdException w:name="Medium List 1 Accent 1" w:semiHidden="0" w:uiPriority="65" w:unhideWhenUsed="0"/>
-    <w:lsdException w:name="Revision" w:unhideWhenUsed="0"/>
-    <w:lsdException w:name="List Paragraph" w:semiHidden="0" w:uiPriority="34" w:unhideWhenUsed="0" w:qFormat="1"/>
-    <w:lsdException w:name="Quote" w:semiHidden="0" w:uiPriority="29" w:unhideWhenUsed="0" w:qFormat="1"/>
-    <w:lsdException w:name="Intense Quote" w:semiHidden="0" w:uiPriority="30" w:unhideWhenUsed="0" w:qFormat="1"/>
-    <w:lsdException w:name="Medium List 2 Accent 1" w:semiHidden="0" w:uiPriority="66" w:unhideWhenUsed="0"/>
-    <w:lsdException w:name="Medium Grid 1 Accent 1" w:semiHidden="0" w:uiPriority="67" w:unhideWhenUsed="0"/>
-    <w:lsdException w:name="Medium Grid 2 Accent 1" w:semiHidden="0" w:uiPriority="68" w:unhideWhenUsed="0"/>
-    <w:lsdException w:name="Medium Grid 3 Accent 1" w:semiHidden="0" w:uiPriority="69" w:unhideWhenUsed="0"/>
-    <w:lsdException w:name="Dark List Accent 1" w:semiHidden="0" w:uiPriority="70" w:unhideWhenUsed="0"/>
-    <w:lsdException w:name="Colorful Shading Accent 1" w:semiHidden="0" w:uiPriority="71" w:unhideWhenUsed="0"/>
-    <w:lsdException w:name="Colorful List Accent 1" w:semiHidden="0" w:uiPriority="72" w:unhideWhenUsed="0"/>
-    <w:lsdException w:name="Colorful Grid Accent 1" w:semiHidden="0" w:uiPriority="73" w:unhideWhenUsed="0"/>
-    <w:lsdException w:name="Light Shading Accent 2" w:semiHidden="0" w:uiPriority="60" w:unhideWhenUsed="0"/>
-    <w:lsdException w:name="Light List Accent 2" w:semiHidden="0" w:uiPriority="61" w:unhideWhenUsed="0"/>
-    <w:lsdException w:name="Light Grid Accent 2" w:semiHidden="0" w:uiPriority="62" w:unhideWhenUsed="0"/>
-    <w:lsdException w:name="Medium Shading 1 Accent 2" w:semiHidden="0" w:uiPriority="63" w:unhideWhenUsed="0"/>
-    <w:lsdException w:name="Medium Shading 2 Accent 2" w:semiHidden="0" w:uiPriority="64" w:unhideWhenUsed="0"/>
-    <w:lsdException w:name="Medium List 1 Accent 2" w:semiHidden="0" w:uiPriority="65" w:unhideWhenUsed="0"/>
-    <w:lsdException w:name="Medium List 2 Accent 2" w:semiHidden="0" w:uiPriority="66" w:unhideWhenUsed="0"/>
-    <w:lsdException w:name="Medium Grid 1 Accent 2" w:semiHidden="0" w:uiPriority="67" w:unhideWhenUsed="0"/>
-    <w:lsdException w:name="Medium Grid 2 Accent 2" w:semiHidden="0" w:uiPriority="68" w:unhideWhenUsed="0"/>
-    <w:lsdException w:name="Medium Grid 3 Accent 2" w:semiHidden="0" w:uiPriority="69" w:unhideWhenUsed="0"/>
-    <w:lsdException w:name="Dark List Accent 2" w:semiHidden="0" w:uiPriority="70" w:unhideWhenUsed="0"/>
-    <w:lsdException w:name="Colorful Shading Accent 2" w:semiHidden="0" w:uiPriority="71" w:unhideWhenUsed="0"/>
-    <w:lsdException w:name="Colorful List Accent 2" w:semiHidden="0" w:uiPriority="72" w:unhideWhenUsed="0"/>
-    <w:lsdException w:name="Colorful Grid Accent 2" w:semiHidden="0" w:uiPriority="73" w:unhideWhenUsed="0"/>
-    <w:lsdException w:name="Light Shading Accent 3" w:semiHidden="0" w:uiPriority="60" w:unhideWhenUsed="0"/>
-    <w:lsdException w:name="Light List Accent 3" w:semiHidden="0" w:uiPriority="61" w:unhideWhenUsed="0"/>
-    <w:lsdException w:name="Light Grid Accent 3" w:semiHidden="0" w:uiPriority="62" w:unhideWhenUsed="0"/>
-    <w:lsdException w:name="Medium Shading 1 Accent 3" w:semiHidden="0" w:uiPriority="63" w:unhideWhenUsed="0"/>
-    <w:lsdException w:name="Medium Shading 2 Accent 3" w:semiHidden="0" w:uiPriority="64" w:unhideWhenUsed="0"/>
-    <w:lsdException w:name="Medium List 1 Accent 3" w:semiHidden="0" w:uiPriority="65" w:unhideWhenUsed="0"/>
-    <w:lsdException w:name="Medium List 2 Accent 3" w:semiHidden="0" w:uiPriority="66" w:unhideWhenUsed="0"/>
-    <w:lsdException w:name="Medium Grid 1 Accent 3" w:semiHidden="0" w:uiPriority="67" w:unhideWhenUsed="0"/>
-    <w:lsdException w:name="Medium Grid 2 Accent 3" w:semiHidden="0" w:uiPriority="68" w:unhideWhenUsed="0"/>
-    <w:lsdException w:name="Medium Grid 3 Accent 3" w:semiHidden="0" w:uiPriority="69" w:unhideWhenUsed="0"/>
-    <w:lsdException w:name="Dark List Accent 3" w:semiHidden="0" w:uiPriority="70" w:unhideWhenUsed="0"/>
-    <w:lsdException w:name="Colorful Shading Accent 3" w:semiHidden="0" w:uiPriority="71" w:unhideWhenUsed="0"/>
-    <w:lsdException w:name="Colorful List Accent 3" w:semiHidden="0" w:uiPriority="72" w:unhideWhenUsed="0"/>
-    <w:lsdException w:name="Colorful Grid Accent 3" w:semiHidden="0" w:uiPriority="73" w:unhideWhenUsed="0"/>
-    <w:lsdException w:name="Light Shading Accent 4" w:semiHidden="0" w:uiPriority="60" w:unhideWhenUsed="0"/>
-    <w:lsdException w:name="Light List Accent 4" w:semiHidden="0" w:uiPriority="61" w:unhideWhenUsed="0"/>
-    <w:lsdException w:name="Light Grid Accent 4" w:semiHidden="0" w:uiPriority="62" w:unhideWhenUsed="0"/>
-    <w:lsdException w:name="Medium Shading 1 Accent 4" w:semiHidden="0" w:uiPriority="63" w:unhideWhenUsed="0"/>
-    <w:lsdException w:name="Medium Shading 2 Accent 4" w:semiHidden="0" w:uiPriority="64" w:unhideWhenUsed="0"/>
-    <w:lsdException w:name="Medium List 1 Accent 4" w:semiHidden="0" w:uiPriority="65" w:unhideWhenUsed="0"/>
-    <w:lsdException w:name="Medium List 2 Accent 4" w:semiHidden="0" w:uiPriority="66" w:unhideWhenUsed="0"/>
-    <w:lsdException w:name="Medium Grid 1 Accent 4" w:semiHidden="0" w:uiPriority="67" w:unhideWhenUsed="0"/>
-    <w:lsdException w:name="Medium Grid 2 Accent 4" w:semiHidden="0" w:uiPriority="68" w:unhideWhenUsed="0"/>
-    <w:lsdException w:name="Medium Grid 3 Accent 4" w:semiHidden="0" w:uiPriority="69" w:unhideWhenUsed="0"/>
-    <w:lsdException w:name="Dark List Accent 4" w:semiHidden="0" w:uiPriority="70" w:unhideWhenUsed="0"/>
-    <w:lsdException w:name="Colorful Shading Accent 4" w:semiHidden="0" w:uiPriority="71" w:unhideWhenUsed="0"/>
-    <w:lsdException w:name="Colorful List Accent 4" w:semiHidden="0" w:uiPriority="72" w:unhideWhenUsed="0"/>
-    <w:lsdException w:name="Colorful Grid Accent 4" w:semiHidden="0" w:uiPriority="73" w:unhideWhenUsed="0"/>
-    <w:lsdException w:name="Light Shading Accent 5" w:semiHidden="0" w:uiPriority="60" w:unhideWhenUsed="0"/>
-    <w:lsdException w:name="Light List Accent 5" w:semiHidden="0" w:uiPriority="61" w:unhideWhenUsed="0"/>
-    <w:lsdException w:name="Light Grid Accent 5" w:semiHidden="0" w:uiPriority="62" w:unhideWhenUsed="0"/>
-    <w:lsdException w:name="Medium Shading 1 Accent 5" w:semiHidden="0" w:uiPriority="63" w:unhideWhenUsed="0"/>
-    <w:lsdException w:name="Medium Shading 2 Accent 5" w:semiHidden="0" w:uiPriority="64" w:unhideWhenUsed="0"/>
-    <w:lsdException w:name="Medium List 1 Accent 5" w:semiHidden="0" w:uiPriority="65" w:unhideWhenUsed="0"/>
-    <w:lsdException w:name="Medium List 2 Accent 5" w:semiHidden="0" w:uiPriority="66" w:unhideWhenUsed="0"/>
-    <w:lsdException w:name="Medium Grid 1 Accent 5" w:semiHidden="0" w:uiPriority="67" w:unhideWhenUsed="0"/>
-    <w:lsdException w:name="Medium Grid 2 Accent 5" w:semiHidden="0" w:uiPriority="68" w:unhideWhenUsed="0"/>
-    <w:lsdException w:name="Medium Grid 3 Accent 5" w:semiHidden="0" w:uiPriority="69" w:unhideWhenUsed="0"/>
-    <w:lsdException w:name="Dark List Accent 5" w:semiHidden="0" w:uiPriority="70" w:unhideWhenUsed="0"/>
-    <w:lsdException w:name="Colorful Shading Accent 5" w:semiHidden="0" w:uiPriority="71" w:unhideWhenUsed="0"/>
-    <w:lsdException w:name="Colorful List Accent 5" w:semiHidden="0" w:uiPriority="72" w:unhideWhenUsed="0"/>
-    <w:lsdException w:name="Colorful Grid Accent 5" w:semiHidden="0" w:uiPriority="73" w:unhideWhenUsed="0"/>
-    <w:lsdException w:name="Light Shading Accent 6" w:semiHidden="0" w:uiPriority="60" w:unhideWhenUsed="0"/>
-    <w:lsdException w:name="Light List Accent 6" w:semiHidden="0" w:uiPriority="61" w:unhideWhenUsed="0"/>
-    <w:lsdException w:name="Light Grid Accent 6" w:semiHidden="0" w:uiPriority="62" w:unhideWhenUsed="0"/>
-    <w:lsdException w:name="Medium Shading 1 Accent 6" w:semiHidden="0" w:uiPriority="63" w:unhideWhenUsed="0"/>
-    <w:lsdException w:name="Medium Shading 2 Accent 6" w:semiHidden="0" w:uiPriority="64" w:unhideWhenUsed="0"/>
-    <w:lsdException w:name="Medium List 1 Accent 6" w:semiHidden="0" w:uiPriority="65" w:unhideWhenUsed="0"/>
-    <w:lsdException w:name="Medium List 2 Accent 6" w:semiHidden="0" w:uiPriority="66" w:unhideWhenUsed="0"/>
-    <w:lsdException w:name="Medium Grid 1 Accent 6" w:semiHidden="0" w:uiPriority="67" w:unhideWhenUsed="0"/>
-    <w:lsdException w:name="Medium Grid 2 Accent 6" w:semiHidden="0" w:uiPriority="68" w:unhideWhenUsed="0"/>
-    <w:lsdException w:name="Medium Grid 3 Accent 6" w:semiHidden="0" w:uiPriority="69" w:unhideWhenUsed="0"/>
-    <w:lsdException w:name="Dark List Accent 6" w:semiHidden="0" w:uiPriority="70" w:unhideWhenUsed="0"/>
-    <w:lsdException w:name="Colorful Shading Accent 6" w:semiHidden="0" w:uiPriority="71" w:unhideWhenUsed="0"/>
-    <w:lsdException w:name="Colorful List Accent 6" w:semiHidden="0" w:uiPriority="72" w:unhideWhenUsed="0"/>
-    <w:lsdException w:name="Colorful Grid Accent 6" w:semiHidden="0" w:uiPriority="73" w:unhideWhenUsed="0"/>
-    <w:lsdException w:name="Subtle Emphasis" w:semiHidden="0" w:uiPriority="19" w:unhideWhenUsed="0" w:qFormat="1"/>
-    <w:lsdException w:name="Intense Emphasis" w:semiHidden="0" w:uiPriority="21" w:unhideWhenUsed="0" w:qFormat="1"/>
-    <w:lsdException w:name="Subtle Reference" w:semiHidden="0" w:uiPriority="31" w:unhideWhenUsed="0" w:qFormat="1"/>
-    <w:lsdException w:name="Intense Reference" w:semiHidden="0" w:uiPriority="32" w:unhideWhenUsed="0" w:qFormat="1"/>
-    <w:lsdException w:name="Book Title" w:semiHidden="0" w:uiPriority="33" w:unhideWhenUsed="0" w:qFormat="1"/>
-    <w:lsdException w:name="Bibliography" w:uiPriority="37"/>
-    <w:lsdException w:name="TOC Heading" w:uiPriority="39" w:qFormat="1"/>
+    <w:lsdException w:name="Table Theme" w:semiHidden="1" w:unhideWhenUsed="1"/>
+    <w:lsdException w:name="Placeholder Text" w:semiHidden="1"/>
+    <w:lsdException w:name="No Spacing" w:uiPriority="1" w:qFormat="1"/>
+    <w:lsdException w:name="Light Shading" w:uiPriority="60"/>
+    <w:lsdException w:name="Light List" w:uiPriority="61"/>
+    <w:lsdException w:name="Light Grid" w:uiPriority="62"/>
+    <w:lsdException w:name="Medium Shading 1" w:uiPriority="63"/>
+    <w:lsdException w:name="Medium Shading 2" w:uiPriority="64"/>
+    <w:lsdException w:name="Medium List 1" w:uiPriority="65"/>
+    <w:lsdException w:name="Medium List 2" w:uiPriority="66"/>
+    <w:lsdException w:name="Medium Grid 1" w:uiPriority="67"/>
+    <w:lsdException w:name="Medium Grid 2" w:uiPriority="68"/>
+    <w:lsdException w:name="Medium Grid 3" w:uiPriority="69"/>
+    <w:lsdException w:name="Dark List" w:uiPriority="70"/>
+    <w:lsdException w:name="Colorful Shading" w:uiPriority="71"/>
+    <w:lsdException w:name="Colorful List" w:uiPriority="72"/>
+    <w:lsdException w:name="Colorful Grid" w:uiPriority="73"/>
+    <w:lsdException w:name="Light Shading Accent 1" w:uiPriority="60"/>
+    <w:lsdException w:name="Light List Accent 1" w:uiPriority="61"/>
+    <w:lsdException w:name="Light Grid Accent 1" w:uiPriority="62"/>
+    <w:lsdException w:name="Medium Shading 1 Accent 1" w:uiPriority="63"/>
+    <w:lsdException w:name="Medium Shading 2 Accent 1" w:uiPriority="64"/>
+    <w:lsdException w:name="Medium List 1 Accent 1" w:uiPriority="65"/>
+    <w:lsdException w:name="Revision" w:semiHidden="1"/>
+    <w:lsdException w:name="List Paragraph" w:uiPriority="34" w:qFormat="1"/>
+    <w:lsdException w:name="Quote" w:uiPriority="29" w:qFormat="1"/>
+    <w:lsdException w:name="Intense Quote" w:uiPriority="30" w:qFormat="1"/>
+    <w:lsdException w:name="Medium List 2 Accent 1" w:uiPriority="66"/>
+    <w:lsdException w:name="Medium Grid 1 Accent 1" w:uiPriority="67"/>
+    <w:lsdException w:name="Medium Grid 2 Accent 1" w:uiPriority="68"/>
+    <w:lsdException w:name="Medium Grid 3 Accent 1" w:uiPriority="69"/>
+    <w:lsdException w:name="Dark List Accent 1" w:uiPriority="70"/>
+    <w:lsdException w:name="Colorful Shading Accent 1" w:uiPriority="71"/>
+    <w:lsdException w:name="Colorful List Accent 1" w:uiPriority="72"/>
+    <w:lsdException w:name="Colorful Grid Accent 1" w:uiPriority="73"/>
+    <w:lsdException w:name="Light Shading Accent 2" w:uiPriority="60"/>
+    <w:lsdException w:name="Light List Accent 2" w:uiPriority="61"/>
+    <w:lsdException w:name="Light Grid Accent 2" w:uiPriority="62"/>
+    <w:lsdException w:name="Medium Shading 1 Accent 2" w:uiPriority="63"/>
+    <w:lsdException w:name="Medium Shading 2 Accent 2" w:uiPriority="64"/>
+    <w:lsdException w:name="Medium List 1 Accent 2" w:uiPriority="65"/>
+    <w:lsdException w:name="Medium List 2 Accent 2" w:uiPriority="66"/>
+    <w:lsdException w:name="Medium Grid 1 Accent 2" w:uiPriority="67"/>
+    <w:lsdException w:name="Medium Grid 2 Accent 2" w:uiPriority="68"/>
+    <w:lsdException w:name="Medium Grid 3 Accent 2" w:uiPriority="69"/>
+    <w:lsdException w:name="Dark List Accent 2" w:uiPriority="70"/>
+    <w:lsdException w:name="Colorful Shading Accent 2" w:uiPriority="71"/>
+    <w:lsdException w:name="Colorful List Accent 2" w:uiPriority="72"/>
+    <w:lsdException w:name="Colorful Grid Accent 2" w:uiPriority="73"/>
+    <w:lsdException w:name="Light Shading Accent 3" w:uiPriority="60"/>
+    <w:lsdException w:name="Light List Accent 3" w:uiPriority="61"/>
+    <w:lsdException w:name="Light Grid Accent 3" w:uiPriority="62"/>
+    <w:lsdException w:name="Medium Shading 1 Accent 3" w:uiPriority="63"/>
+    <w:lsdException w:name="Medium Shading 2 Accent 3" w:uiPriority="64"/>
+    <w:lsdException w:name="Medium List 1 Accent 3" w:uiPriority="65"/>
+    <w:lsdException w:name="Medium List 2 Accent 3" w:uiPriority="66"/>
+    <w:lsdException w:name="Medium Grid 1 Accent 3" w:uiPriority="67"/>
+    <w:lsdException w:name="Medium Grid 2 Accent 3" w:uiPriority="68"/>
+    <w:lsdException w:name="Medium Grid 3 Accent 3" w:uiPriority="69"/>
+    <w:lsdException w:name="Dark List Accent 3" w:uiPriority="70"/>
+    <w:lsdException w:name="Colorful Shading Accent 3" w:uiPriority="71"/>
+    <w:lsdException w:name="Colorful List Accent 3" w:uiPriority="72"/>
+    <w:lsdException w:name="Colorful Grid Accent 3" w:uiPriority="73"/>
+    <w:lsdException w:name="Light Shading Accent 4" w:uiPriority="60"/>
+    <w:lsdException w:name="Light List Accent 4" w:uiPriority="61"/>
+    <w:lsdException w:name="Light Grid Accent 4" w:uiPriority="62"/>
+    <w:lsdException w:name="Medium Shading 1 Accent 4" w:uiPriority="63"/>
+    <w:lsdException w:name="Medium Shading 2 Accent 4" w:uiPriority="64"/>
+    <w:lsdException w:name="Medium List 1 Accent 4" w:uiPriority="65"/>
+    <w:lsdException w:name="Medium List 2 Accent 4" w:uiPriority="66"/>
+    <w:lsdException w:name="Medium Grid 1 Accent 4" w:uiPriority="67"/>
+    <w:lsdException w:name="Medium Grid 2 Accent 4" w:uiPriority="68"/>
+    <w:lsdException w:name="Medium Grid 3 Accent 4" w:uiPriority="69"/>
+    <w:lsdException w:name="Dark List Accent 4" w:uiPriority="70"/>
+    <w:lsdException w:name="Colorful Shading Accent 4" w:uiPriority="71"/>
+    <w:lsdException w:name="Colorful List Accent 4" w:uiPriority="72"/>
+    <w:lsdException w:name="Colorful Grid Accent 4" w:uiPriority="73"/>
+    <w:lsdException w:name="Light Shading Accent 5" w:uiPriority="60"/>
+    <w:lsdException w:name="Light List Accent 5" w:uiPriority="61"/>
+    <w:lsdException w:name="Light Grid Accent 5" w:uiPriority="62"/>
+    <w:lsdException w:name="Medium Shading 1 Accent 5" w:uiPriority="63"/>
+    <w:lsdException w:name="Medium Shading 2 Accent 5" w:uiPriority="64"/>
+    <w:lsdException w:name="Medium List 1 Accent 5" w:uiPriority="65"/>
+    <w:lsdException w:name="Medium List 2 Accent 5" w:uiPriority="66"/>
+    <w:lsdException w:name="Medium Grid 1 Accent 5" w:uiPriority="67"/>
+    <w:lsdException w:name="Medium Grid 2 Accent 5" w:uiPriority="68"/>
+    <w:lsdException w:name="Medium Grid 3 Accent 5" w:uiPriority="69"/>
+    <w:lsdException w:name="Dark List Accent 5" w:uiPriority="70"/>
+    <w:lsdException w:name="Colorful Shading Accent 5" w:uiPriority="71"/>
+    <w:lsdException w:name="Colorful List Accent 5" w:uiPriority="72"/>
+    <w:lsdException w:name="Colorful Grid Accent 5" w:uiPriority="73"/>
+    <w:lsdException w:name="Light Shading Accent 6" w:uiPriority="60"/>
+    <w:lsdException w:name="Light List Accent 6" w:uiPriority="61"/>
+    <w:lsdException w:name="Light Grid Accent 6" w:uiPriority="62"/>
+    <w:lsdException w:name="Medium Shading 1 Accent 6" w:uiPriority="63"/>
+    <w:lsdException w:name="Medium Shading 2 Accent 6" w:uiPriority="64"/>
+    <w:lsdException w:name="Medium List 1 Accent 6" w:uiPriority="65"/>
+    <w:lsdException w:name="Medium List 2 Accent 6" w:uiPriority="66"/>
+    <w:lsdException w:name="Medium Grid 1 Accent 6" w:uiPriority="67"/>
+    <w:lsdException w:name="Medium Grid 2 Accent 6" w:uiPriority="68"/>
+    <w:lsdException w:name="Medium Grid 3 Accent 6" w:uiPriority="69"/>
+    <w:lsdException w:name="Dark List Accent 6" w:uiPriority="70"/>
+    <w:lsdException w:name="Colorful Shading Accent 6" w:uiPriority="71"/>
+    <w:lsdException w:name="Colorful List Accent 6" w:uiPriority="72"/>
+    <w:lsdException w:name="Colorful Grid Accent 6" w:uiPriority="73"/>
+    <w:lsdException w:name="Subtle Emphasis" w:uiPriority="19" w:qFormat="1"/>
+    <w:lsdException w:name="Intense Emphasis" w:uiPriority="21" w:qFormat="1"/>
+    <w:lsdException w:name="Subtle Reference" w:uiPriority="31" w:qFormat="1"/>
+    <w:lsdException w:name="Intense Reference" w:uiPriority="32" w:qFormat="1"/>
+    <w:lsdException w:name="Book Title" w:uiPriority="33" w:qFormat="1"/>
+    <w:lsdException w:name="Bibliography" w:semiHidden="1" w:uiPriority="37" w:unhideWhenUsed="1"/>
+    <w:lsdException w:name="TOC Heading" w:semiHidden="1" w:uiPriority="39" w:unhideWhenUsed="1" w:qFormat="1"/>
+    <w:lsdException w:name="Plain Table 1" w:uiPriority="41"/>
+    <w:lsdException w:name="Plain Table 2" w:uiPriority="42"/>
+    <w:lsdException w:name="Plain Table 3" w:uiPriority="43"/>
+    <w:lsdException w:name="Plain Table 4" w:uiPriority="44"/>
+    <w:lsdException w:name="Plain Table 5" w:uiPriority="45"/>
+    <w:lsdException w:name="Grid Table Light" w:uiPriority="40"/>
+    <w:lsdException w:name="Grid Table 1 Light" w:uiPriority="46"/>
+    <w:lsdException w:name="Grid Table 2" w:uiPriority="47"/>
+    <w:lsdException w:name="Grid Table 3" w:uiPriority="48"/>
+    <w:lsdException w:name="Grid Table 4" w:uiPriority="49"/>
+    <w:lsdException w:name="Grid Table 5 Dark" w:uiPriority="50"/>
+    <w:lsdException w:name="Grid Table 6 Colorful" w:uiPriority="51"/>
+    <w:lsdException w:name="Grid Table 7 Colorful" w:uiPriority="52"/>
+    <w:lsdException w:name="Grid Table 1 Light Accent 1" w:uiPriority="46"/>
+    <w:lsdException w:name="Grid Table 2 Accent 1" w:uiPriority="47"/>
+    <w:lsdException w:name="Grid Table 3 Accent 1" w:uiPriority="48"/>
+    <w:lsdException w:name="Grid Table 4 Accent 1" w:uiPriority="49"/>
+    <w:lsdException w:name="Grid Table 5 Dark Accent 1" w:uiPriority="50"/>
+    <w:lsdException w:name="Grid Table 6 Colorful Accent 1" w:uiPriority="51"/>
+    <w:lsdException w:name="Grid Table 7 Colorful Accent 1" w:uiPriority="52"/>
+    <w:lsdException w:name="Grid Table 1 Light Accent 2" w:uiPriority="46"/>
+    <w:lsdException w:name="Grid Table 2 Accent 2" w:uiPriority="47"/>
+    <w:lsdException w:name="Grid Table 3 Accent 2" w:uiPriority="48"/>
+    <w:lsdException w:name="Grid Table 4 Accent 2" w:uiPriority="49"/>
+    <w:lsdException w:name="Grid Table 5 Dark Accent 2" w:uiPriority="50"/>
+    <w:lsdException w:name="Grid Table 6 Colorful Accent 2" w:uiPriority="51"/>
+    <w:lsdException w:name="Grid Table 7 Colorful Accent 2" w:uiPriority="52"/>
+    <w:lsdException w:name="Grid Table 1 Light Accent 3" w:uiPriority="46"/>
+    <w:lsdException w:name="Grid Table 2 Accent 3" w:uiPriority="47"/>
+    <w:lsdException w:name="Grid Table 3 Accent 3" w:uiPriority="48"/>
+    <w:lsdException w:name="Grid Table 4 Accent 3" w:uiPriority="49"/>
+    <w:lsdException w:name="Grid Table 5 Dark Accent 3" w:uiPriority="50"/>
+    <w:lsdException w:name="Grid Table 6 Colorful Accent 3" w:uiPriority="51"/>
+    <w:lsdException w:name="Grid Table 7 Colorful Accent 3" w:uiPriority="52"/>
+    <w:lsdException w:name="Grid Table 1 Light Accent 4" w:uiPriority="46"/>
+    <w:lsdException w:name="Grid Table 2 Accent 4" w:uiPriority="47"/>
+    <w:lsdException w:name="Grid Table 3 Accent 4" w:uiPriority="48"/>
+    <w:lsdException w:name="Grid Table 4 Accent 4" w:uiPriority="49"/>
+    <w:lsdException w:name="Grid Table 5 Dark Accent 4" w:uiPriority="50"/>
+    <w:lsdException w:name="Grid Table 6 Colorful Accent 4" w:uiPriority="51"/>
+    <w:lsdException w:name="Grid Table 7 Colorful Accent 4" w:uiPriority="52"/>
+    <w:lsdException w:name="Grid Table 1 Light Accent 5" w:uiPriority="46"/>
+    <w:lsdException w:name="Grid Table 2 Accent 5" w:uiPriority="47"/>
+    <w:lsdException w:name="Grid Table 3 Accent 5" w:uiPriority="48"/>
+    <w:lsdException w:name="Grid Table 4 Accent 5" w:uiPriority="49"/>
+    <w:lsdException w:name="Grid Table 5 Dark Accent 5" w:uiPriority="50"/>
+    <w:lsdException w:name="Grid Table 6 Colorful Accent 5" w:uiPriority="51"/>
+    <w:lsdException w:name="Grid Table 7 Colorful Accent 5" w:uiPriority="52"/>
+    <w:lsdException w:name="Grid Table 1 Light Accent 6" w:uiPriority="46"/>
+    <w:lsdException w:name="Grid Table 2 Accent 6" w:uiPriority="47"/>
+    <w:lsdException w:name="Grid Table 3 Accent 6" w:uiPriority="48"/>
+    <w:lsdException w:name="Grid Table 4 Accent 6" w:uiPriority="49"/>
+    <w:lsdException w:name="Grid Table 5 Dark Accent 6" w:uiPriority="50"/>
+    <w:lsdException w:name="Grid Table 6 Colorful Accent 6" w:uiPriority="51"/>
+    <w:lsdException w:name="Grid Table 7 Colorful Accent 6" w:uiPriority="52"/>
+    <w:lsdException w:name="List Table 1 Light" w:uiPriority="46"/>
+    <w:lsdException w:name="List Table 2" w:uiPriority="47"/>
+    <w:lsdException w:name="List Table 3" w:uiPriority="48"/>
+    <w:lsdException w:name="List Table 4" w:uiPriority="49"/>
+    <w:lsdException w:name="List Table 5 Dark" w:uiPriority="50"/>
+    <w:lsdException w:name="List Table 6 Colorful" w:uiPriority="51"/>
+    <w:lsdException w:name="List Table 7 Colorful" w:uiPriority="52"/>
+    <w:lsdException w:name="List Table 1 Light Accent 1" w:uiPriority="46"/>
+    <w:lsdException w:name="List Table 2 Accent 1" w:uiPriority="47"/>
+    <w:lsdException w:name="List Table 3 Accent 1" w:uiPriority="48"/>
+    <w:lsdException w:name="List Table 4 Accent 1" w:uiPriority="49"/>
+    <w:lsdException w:name="List Table 5 Dark Accent 1" w:uiPriority="50"/>
+    <w:lsdException w:name="List Table 6 Colorful Accent 1" w:uiPriority="51"/>
+    <w:lsdException w:name="List Table 7 Colorful Accent 1" w:uiPriority="52"/>
+    <w:lsdException w:name="List Table 1 Light Accent 2" w:uiPriority="46"/>
+    <w:lsdException w:name="List Table 2 Accent 2" w:uiPriority="47"/>
+    <w:lsdException w:name="List Table 3 Accent 2" w:uiPriority="48"/>
+    <w:lsdException w:name="List Table 4 Accent 2" w:uiPriority="49"/>
+    <w:lsdException w:name="List Table 5 Dark Accent 2" w:uiPriority="50"/>
+    <w:lsdException w:name="List Table 6 Colorful Accent 2" w:uiPriority="51"/>
+    <w:lsdException w:name="List Table 7 Colorful Accent 2" w:uiPriority="52"/>
+    <w:lsdException w:name="List Table 1 Light Accent 3" w:uiPriority="46"/>
+    <w:lsdException w:name="List Table 2 Accent 3" w:uiPriority="47"/>
+    <w:lsdException w:name="List Table 3 Accent 3" w:uiPriority="48"/>
+    <w:lsdException w:name="List Table 4 Accent 3" w:uiPriority="49"/>
+    <w:lsdException w:name="List Table 5 Dark Accent 3" w:uiPriority="50"/>
+    <w:lsdException w:name="List Table 6 Colorful Accent 3" w:uiPriority="51"/>
+    <w:lsdException w:name="List Table 7 Colorful Accent 3" w:uiPriority="52"/>
+    <w:lsdException w:name="List Table 1 Light Accent 4" w:uiPriority="46"/>
+    <w:lsdException w:name="List Table 2 Accent 4" w:uiPriority="47"/>
+    <w:lsdException w:name="List Table 3 Accent 4" w:uiPriority="48"/>
+    <w:lsdException w:name="List Table 4 Accent 4" w:uiPriority="49"/>
+    <w:lsdException w:name="List Table 5 Dark Accent 4" w:uiPriority="50"/>
+    <w:lsdException w:name="List Table 6 Colorful Accent 4" w:uiPriority="51"/>
+    <w:lsdException w:name="List Table 7 Colorful Accent 4" w:uiPriority="52"/>
+    <w:lsdException w:name="List Table 1 Light Accent 5" w:uiPriority="46"/>
+    <w:lsdException w:name="List Table 2 Accent 5" w:uiPriority="47"/>
+    <w:lsdException w:name="List Table 3 Accent 5" w:uiPriority="48"/>
+    <w:lsdException w:name="List Table 4 Accent 5" w:uiPriority="49"/>
+    <w:lsdException w:name="List Table 5 Dark Accent 5" w:uiPriority="50"/>
+    <w:lsdException w:name="List Table 6 Colorful Accent 5" w:uiPriority="51"/>
+    <w:lsdException w:name="List Table 7 Colorful Accent 5" w:uiPriority="52"/>
+    <w:lsdException w:name="List Table 1 Light Accent 6" w:uiPriority="46"/>
+    <w:lsdException w:name="List Table 2 Accent 6" w:uiPriority="47"/>
+    <w:lsdException w:name="List Table 3 Accent 6" w:uiPriority="48"/>
+    <w:lsdException w:name="List Table 4 Accent 6" w:uiPriority="49"/>
+    <w:lsdException w:name="List Table 5 Dark Accent 6" w:uiPriority="50"/>
+    <w:lsdException w:name="List Table 6 Colorful Accent 6" w:uiPriority="51"/>
+    <w:lsdException w:name="List Table 7 Colorful Accent 6" w:uiPriority="52"/>
+    <w:lsdException w:name="Mention" w:semiHidden="1" w:unhideWhenUsed="1"/>
+    <w:lsdException w:name="Smart Hyperlink" w:semiHidden="1" w:unhideWhenUsed="1"/>
+    <w:lsdException w:name="Hashtag" w:semiHidden="1" w:unhideWhenUsed="1"/>
+    <w:lsdException w:name="Unresolved Mention" w:semiHidden="1" w:unhideWhenUsed="1"/>
+    <w:lsdException w:name="Smart Link" w:semiHidden="1" w:unhideWhenUsed="1"/>
   </w:latentStyles>
   <w:style w:type="paragraph" w:default="1" w:styleId="Normal">
     <w:name w:val="Normal"/>
@@ -4865,7 +4749,7 @@
   <a:extraClrSchemeLst/>
   <a:extLst>
     <a:ext uri="{05A4C25C-085E-4340-85A3-A5531E510DB2}">
-      <thm15:themeFamily xmlns:thm15="http://schemas.microsoft.com/office/thememl/2012/main" xmlns="" name="Office Theme" id="{62F939B6-93AF-4DB8-9C6B-D6C7DFDC589F}" vid="{4A3C46E8-61CC-4603-A589-7422A47A8E4A}"/>
+      <thm15:themeFamily xmlns:thm15="http://schemas.microsoft.com/office/thememl/2012/main" name="Office Theme" id="{62F939B6-93AF-4DB8-9C6B-D6C7DFDC589F}" vid="{4A3C46E8-61CC-4603-A589-7422A47A8E4A}"/>
     </a:ext>
   </a:extLst>
 </a:theme>
